--- a/最後二週待辦事項/2026_比賽當天_各組老師負責項目_系學會_視訊及電話連絡/2026全國經管專題競賽工作_檢核點規畫.docx
+++ b/最後二週待辦事項/2026_比賽當天_各組老師負責項目_系學會_視訊及電話連絡/2026全國經管專題競賽工作_檢核點規畫.docx
@@ -1,6 +1,6 @@
 
 <file path=word/document.xml><?xml version="1.0" encoding="utf-8"?>
-<w:document xmlns:wpc="http://schemas.microsoft.com/office/word/2010/wordprocessingCanvas" xmlns:cx="http://schemas.microsoft.com/office/drawing/2014/chartex" xmlns:mc="http://schemas.openxmlformats.org/markup-compatibility/2006" xmlns:o="urn:schemas-microsoft-com:office:office" xmlns:r="http://schemas.openxmlformats.org/officeDocument/2006/relationships" xmlns:m="http://schemas.openxmlformats.org/officeDocument/2006/math" xmlns:v="urn:schemas-microsoft-com:vml" xmlns:wp14="http://schemas.microsoft.com/office/word/2010/wordprocessingDrawing" xmlns:wp="http://schemas.openxmlformats.org/drawingml/2006/wordprocessingDrawing" xmlns:w10="urn:schemas-microsoft-com:office:word" xmlns:w="http://schemas.openxmlformats.org/wordprocessingml/2006/main" xmlns:w14="http://schemas.microsoft.com/office/word/2010/wordml" xmlns:w15="http://schemas.microsoft.com/office/word/2012/wordml" xmlns:w16se="http://schemas.microsoft.com/office/word/2015/wordml/symex" xmlns:wpg="http://schemas.microsoft.com/office/word/2010/wordprocessingGroup" xmlns:wpi="http://schemas.microsoft.com/office/word/2010/wordprocessingInk" xmlns:wne="http://schemas.microsoft.com/office/word/2006/wordml" xmlns:wps="http://schemas.microsoft.com/office/word/2010/wordprocessingShape" mc:Ignorable="w14 w15 w16se wp14">
+<w:document xmlns:wpc="http://schemas.microsoft.com/office/word/2010/wordprocessingCanvas" xmlns:cx="http://schemas.microsoft.com/office/drawing/2014/chartex" xmlns:cx1="http://schemas.microsoft.com/office/drawing/2015/9/8/chartex" xmlns:cx2="http://schemas.microsoft.com/office/drawing/2015/10/21/chartex" xmlns:cx3="http://schemas.microsoft.com/office/drawing/2016/5/9/chartex" xmlns:cx4="http://schemas.microsoft.com/office/drawing/2016/5/10/chartex" xmlns:cx5="http://schemas.microsoft.com/office/drawing/2016/5/11/chartex" xmlns:cx6="http://schemas.microsoft.com/office/drawing/2016/5/12/chartex" xmlns:cx7="http://schemas.microsoft.com/office/drawing/2016/5/13/chartex" xmlns:cx8="http://schemas.microsoft.com/office/drawing/2016/5/14/chartex" xmlns:mc="http://schemas.openxmlformats.org/markup-compatibility/2006" xmlns:aink="http://schemas.microsoft.com/office/drawing/2016/ink" xmlns:am3d="http://schemas.microsoft.com/office/drawing/2017/model3d" xmlns:o="urn:schemas-microsoft-com:office:office" xmlns:oel="http://schemas.microsoft.com/office/2019/extlst" xmlns:r="http://schemas.openxmlformats.org/officeDocument/2006/relationships" xmlns:m="http://schemas.openxmlformats.org/officeDocument/2006/math" xmlns:v="urn:schemas-microsoft-com:vml" xmlns:wp14="http://schemas.microsoft.com/office/word/2010/wordprocessingDrawing" xmlns:wp="http://schemas.openxmlformats.org/drawingml/2006/wordprocessingDrawing" xmlns:w10="urn:schemas-microsoft-com:office:word" xmlns:w="http://schemas.openxmlformats.org/wordprocessingml/2006/main" xmlns:w14="http://schemas.microsoft.com/office/word/2010/wordml" xmlns:w15="http://schemas.microsoft.com/office/word/2012/wordml" xmlns:w16cex="http://schemas.microsoft.com/office/word/2018/wordml/cex" xmlns:w16cid="http://schemas.microsoft.com/office/word/2016/wordml/cid" xmlns:w16="http://schemas.microsoft.com/office/word/2018/wordml" xmlns:w16sdtdh="http://schemas.microsoft.com/office/word/2020/wordml/sdtdatahash" xmlns:w16se="http://schemas.microsoft.com/office/word/2015/wordml/symex" xmlns:wpg="http://schemas.microsoft.com/office/word/2010/wordprocessingGroup" xmlns:wpi="http://schemas.microsoft.com/office/word/2010/wordprocessingInk" xmlns:wne="http://schemas.microsoft.com/office/word/2006/wordml" xmlns:wps="http://schemas.microsoft.com/office/word/2010/wordprocessingShape" mc:Ignorable="w14 w15 w16se w16cid w16 w16cex w16sdtdh wp14">
   <w:body>
     <w:p>
       <w:pPr>
@@ -293,6 +293,7 @@
                 <w:szCs w:val="20"/>
               </w:rPr>
             </w:pPr>
+            <w:proofErr w:type="gramStart"/>
             <w:r>
               <w:rPr>
                 <w:rFonts w:asciiTheme="minorEastAsia" w:hAnsiTheme="minorEastAsia"/>
@@ -302,6 +303,7 @@
               </w:rPr>
               <w:t>瑋麟</w:t>
             </w:r>
+            <w:proofErr w:type="gramEnd"/>
             <w:r>
               <w:rPr>
                 <w:rFonts w:asciiTheme="minorEastAsia" w:hAnsiTheme="minorEastAsia"/>
@@ -377,6 +379,7 @@
                 <w:szCs w:val="20"/>
               </w:rPr>
             </w:pPr>
+            <w:proofErr w:type="gramStart"/>
             <w:r>
               <w:rPr>
                 <w:rFonts w:asciiTheme="minorEastAsia" w:hAnsiTheme="minorEastAsia"/>
@@ -394,6 +397,7 @@
               </w:rPr>
               <w:t>老師</w:t>
             </w:r>
+            <w:proofErr w:type="gramEnd"/>
             <w:r>
               <w:rPr>
                 <w:rFonts w:asciiTheme="minorEastAsia" w:hAnsiTheme="minorEastAsia" w:cs="Gungsuh"/>
@@ -558,8 +562,19 @@
                 <w:szCs w:val="20"/>
                 <w:highlight w:val="yellow"/>
               </w:rPr>
-              <w:t>依蓓</w:t>
-            </w:r>
+              <w:t>依</w:t>
+            </w:r>
+            <w:proofErr w:type="gramStart"/>
+            <w:r>
+              <w:rPr>
+                <w:rFonts w:asciiTheme="minorEastAsia" w:hAnsiTheme="minorEastAsia" w:cs="新細明體"/>
+                <w:sz w:val="20"/>
+                <w:szCs w:val="20"/>
+                <w:highlight w:val="yellow"/>
+              </w:rPr>
+              <w:t>蓓</w:t>
+            </w:r>
+            <w:proofErr w:type="gramEnd"/>
             <w:r>
               <w:rPr>
                 <w:rFonts w:asciiTheme="minorEastAsia" w:hAnsiTheme="minorEastAsia"/>
@@ -668,6 +683,7 @@
               </w:rPr>
               <w:t>、</w:t>
             </w:r>
+            <w:proofErr w:type="gramStart"/>
             <w:r>
               <w:rPr>
                 <w:rFonts w:asciiTheme="minorEastAsia" w:hAnsiTheme="minorEastAsia"/>
@@ -685,6 +701,7 @@
               </w:rPr>
               <w:t>老師</w:t>
             </w:r>
+            <w:proofErr w:type="gramEnd"/>
             <w:r>
               <w:rPr>
                 <w:rFonts w:asciiTheme="minorEastAsia" w:hAnsiTheme="minorEastAsia" w:cs="Gungsuh"/>
@@ -1101,6 +1118,7 @@
               </w:rPr>
               <w:t>五</w:t>
             </w:r>
+            <w:proofErr w:type="gramStart"/>
             <w:r>
               <w:rPr>
                 <w:rFonts w:asciiTheme="minorEastAsia" w:hAnsiTheme="minorEastAsia" w:cs="新細明體"/>
@@ -1109,6 +1127,7 @@
               </w:rPr>
               <w:t>週</w:t>
             </w:r>
+            <w:proofErr w:type="gramEnd"/>
           </w:p>
           <w:p>
             <w:pPr>
@@ -1288,7 +1307,6 @@
               </w:rPr>
               <w:t>2.</w:t>
             </w:r>
-            <w:bookmarkStart w:id="1" w:name="_GoBack"/>
             <w:r>
               <w:rPr>
                 <w:rFonts w:asciiTheme="minorEastAsia" w:hAnsiTheme="minorEastAsia" w:cs="新細明體" w:hint="eastAsia"/>
@@ -1297,7 +1315,6 @@
               </w:rPr>
               <w:t>簽到表製作</w:t>
             </w:r>
-            <w:bookmarkEnd w:id="1"/>
           </w:p>
           <w:p>
             <w:pPr>
@@ -2301,6 +2318,7 @@
                 <w:szCs w:val="20"/>
               </w:rPr>
             </w:pPr>
+            <w:proofErr w:type="gramStart"/>
             <w:r>
               <w:rPr>
                 <w:rFonts w:asciiTheme="minorEastAsia" w:hAnsiTheme="minorEastAsia" w:cs="Gungsuh" w:hint="eastAsia"/>
@@ -2308,7 +2326,17 @@
                 <w:sz w:val="20"/>
                 <w:szCs w:val="20"/>
               </w:rPr>
-              <w:t>桌牌、名牌、場地指示牌</w:t>
+              <w:t>桌牌</w:t>
+            </w:r>
+            <w:proofErr w:type="gramEnd"/>
+            <w:r>
+              <w:rPr>
+                <w:rFonts w:asciiTheme="minorEastAsia" w:hAnsiTheme="minorEastAsia" w:cs="Gungsuh" w:hint="eastAsia"/>
+                <w:color w:val="000000"/>
+                <w:sz w:val="20"/>
+                <w:szCs w:val="20"/>
+              </w:rPr>
+              <w:t>、名牌、場地指示牌</w:t>
             </w:r>
           </w:p>
           <w:p>
@@ -2492,7 +2520,25 @@
                 <w:sz w:val="20"/>
                 <w:szCs w:val="20"/>
               </w:rPr>
-              <w:t>欣怡協助</w:t>
+              <w:t>欣</w:t>
+            </w:r>
+            <w:proofErr w:type="gramStart"/>
+            <w:r>
+              <w:rPr>
+                <w:rFonts w:asciiTheme="minorEastAsia" w:hAnsiTheme="minorEastAsia" w:cs="Times New Roman" w:hint="eastAsia"/>
+                <w:sz w:val="20"/>
+                <w:szCs w:val="20"/>
+              </w:rPr>
+              <w:t>怡</w:t>
+            </w:r>
+            <w:proofErr w:type="gramEnd"/>
+            <w:r>
+              <w:rPr>
+                <w:rFonts w:asciiTheme="minorEastAsia" w:hAnsiTheme="minorEastAsia" w:cs="Times New Roman" w:hint="eastAsia"/>
+                <w:sz w:val="20"/>
+                <w:szCs w:val="20"/>
+              </w:rPr>
+              <w:t>協助</w:t>
             </w:r>
             <w:r>
               <w:rPr>
@@ -2545,17 +2591,7 @@
                 <w:highlight w:val="green"/>
                 <w:lang w:eastAsia="zh-HK"/>
               </w:rPr>
-              <w:t xml:space="preserve"> </w:t>
-            </w:r>
-            <w:r>
-              <w:rPr>
-                <w:rFonts w:asciiTheme="minorEastAsia" w:hAnsiTheme="minorEastAsia" w:cs="Times New Roman" w:hint="eastAsia"/>
-                <w:sz w:val="20"/>
-                <w:szCs w:val="20"/>
-                <w:highlight w:val="green"/>
-                <w:lang w:eastAsia="zh-HK"/>
-              </w:rPr>
-              <w:t>數量</w:t>
+              <w:t xml:space="preserve"> 數量</w:t>
             </w:r>
             <w:r>
               <w:rPr>
@@ -2585,20 +2621,42 @@
                 <w:sz w:val="20"/>
                 <w:szCs w:val="20"/>
               </w:rPr>
-              <w:t>) 含醫管系?</w:t>
-            </w:r>
-          </w:p>
-          <w:p>
-            <w:pPr>
-              <w:rPr>
-                <w:rFonts w:asciiTheme="minorEastAsia" w:hAnsiTheme="minorEastAsia" w:cs="Times New Roman"/>
-                <w:sz w:val="20"/>
-                <w:szCs w:val="20"/>
-              </w:rPr>
-            </w:pPr>
+              <w:t>) 含</w:t>
+            </w:r>
+            <w:proofErr w:type="gramStart"/>
             <w:r>
               <w:rPr>
                 <w:rFonts w:asciiTheme="minorEastAsia" w:hAnsiTheme="minorEastAsia" w:cs="Times New Roman" w:hint="eastAsia"/>
+                <w:b/>
+                <w:color w:val="FF0000"/>
+                <w:sz w:val="20"/>
+                <w:szCs w:val="20"/>
+              </w:rPr>
+              <w:t>醫</w:t>
+            </w:r>
+            <w:proofErr w:type="gramEnd"/>
+            <w:r>
+              <w:rPr>
+                <w:rFonts w:asciiTheme="minorEastAsia" w:hAnsiTheme="minorEastAsia" w:cs="Times New Roman" w:hint="eastAsia"/>
+                <w:b/>
+                <w:color w:val="FF0000"/>
+                <w:sz w:val="20"/>
+                <w:szCs w:val="20"/>
+              </w:rPr>
+              <w:t>管系?</w:t>
+            </w:r>
+          </w:p>
+          <w:p>
+            <w:pPr>
+              <w:rPr>
+                <w:rFonts w:asciiTheme="minorEastAsia" w:hAnsiTheme="minorEastAsia" w:cs="Times New Roman"/>
+                <w:sz w:val="20"/>
+                <w:szCs w:val="20"/>
+              </w:rPr>
+            </w:pPr>
+            <w:r>
+              <w:rPr>
+                <w:rFonts w:asciiTheme="minorEastAsia" w:hAnsiTheme="minorEastAsia" w:cs="Times New Roman" w:hint="eastAsia"/>
                 <w:sz w:val="20"/>
                 <w:szCs w:val="20"/>
               </w:rPr>
@@ -2617,7 +2675,7 @@
           <w:p>
             <w:pPr>
               <w:rPr>
-                <w:rFonts w:asciiTheme="minorEastAsia" w:hAnsiTheme="minorEastAsia" w:cs="Times New Roman" w:hint="eastAsia"/>
+                <w:rFonts w:asciiTheme="minorEastAsia" w:hAnsiTheme="minorEastAsia" w:cs="Times New Roman"/>
                 <w:sz w:val="20"/>
                 <w:szCs w:val="20"/>
               </w:rPr>
@@ -2647,7 +2705,6 @@
                 <w:szCs w:val="20"/>
                 <w:highlight w:val="yellow"/>
               </w:rPr>
-              <w:lastRenderedPageBreak/>
               <w:t>第十</w:t>
             </w:r>
             <w:r>
@@ -2659,6 +2716,7 @@
               </w:rPr>
               <w:t>六</w:t>
             </w:r>
+            <w:proofErr w:type="gramStart"/>
             <w:r>
               <w:rPr>
                 <w:rFonts w:asciiTheme="minorEastAsia" w:hAnsiTheme="minorEastAsia" w:cs="新細明體"/>
@@ -2668,6 +2726,7 @@
               </w:rPr>
               <w:t>週</w:t>
             </w:r>
+            <w:proofErr w:type="gramEnd"/>
           </w:p>
           <w:p>
             <w:pPr>
@@ -3349,6 +3408,7 @@
               </w:rPr>
               <w:t>六</w:t>
             </w:r>
+            <w:proofErr w:type="gramStart"/>
             <w:r>
               <w:rPr>
                 <w:rFonts w:asciiTheme="minorEastAsia" w:hAnsiTheme="minorEastAsia" w:cs="新細明體"/>
@@ -3358,6 +3418,7 @@
               </w:rPr>
               <w:t>週</w:t>
             </w:r>
+            <w:proofErr w:type="gramEnd"/>
           </w:p>
           <w:p>
             <w:pPr>
@@ -3908,8 +3969,18 @@
                 <w:sz w:val="20"/>
                 <w:szCs w:val="20"/>
               </w:rPr>
-              <w:t>場佈</w:t>
-            </w:r>
+              <w:t>場</w:t>
+            </w:r>
+            <w:proofErr w:type="gramStart"/>
+            <w:r>
+              <w:rPr>
+                <w:rFonts w:asciiTheme="minorEastAsia" w:hAnsiTheme="minorEastAsia" w:cs="Gungsuh" w:hint="eastAsia"/>
+                <w:sz w:val="20"/>
+                <w:szCs w:val="20"/>
+              </w:rPr>
+              <w:t>佈</w:t>
+            </w:r>
+            <w:proofErr w:type="gramEnd"/>
           </w:p>
         </w:tc>
         <w:tc>
@@ -3981,7 +4052,23 @@
                 <w:rFonts w:ascii="Arial" w:hAnsi="Arial" w:cs="Arial"/>
                 <w:highlight w:val="yellow"/>
               </w:rPr>
-              <w:t>之一微觀教室</w:t>
+              <w:t>之</w:t>
+            </w:r>
+            <w:proofErr w:type="gramStart"/>
+            <w:r>
+              <w:rPr>
+                <w:rFonts w:ascii="Arial" w:hAnsi="Arial" w:cs="Arial"/>
+                <w:highlight w:val="yellow"/>
+              </w:rPr>
+              <w:t>一</w:t>
+            </w:r>
+            <w:proofErr w:type="gramEnd"/>
+            <w:r>
+              <w:rPr>
+                <w:rFonts w:ascii="Arial" w:hAnsi="Arial" w:cs="Arial"/>
+                <w:highlight w:val="yellow"/>
+              </w:rPr>
+              <w:t>微觀教室</w:t>
             </w:r>
             <w:r>
               <w:rPr>
@@ -3999,6 +4086,7 @@
               </w:rPr>
               <w:t>、</w:t>
             </w:r>
+            <w:proofErr w:type="gramStart"/>
             <w:r>
               <w:rPr>
                 <w:rFonts w:ascii="Arial" w:hAnsi="Arial" w:cs="Arial"/>
@@ -4007,6 +4095,7 @@
               </w:rPr>
               <w:t>智耕</w:t>
             </w:r>
+            <w:proofErr w:type="gramEnd"/>
             <w:r>
               <w:rPr>
                 <w:rFonts w:ascii="Arial" w:hAnsi="Arial" w:cs="Arial"/>
@@ -4068,7 +4157,25 @@
                 <w:sz w:val="20"/>
                 <w:szCs w:val="20"/>
               </w:rPr>
-              <w:t>貼上議程海報2張、備垃圾袋、廚餘袋。(總務組)</w:t>
+              <w:t>貼上議程海報2張、備垃圾袋、</w:t>
+            </w:r>
+            <w:proofErr w:type="gramStart"/>
+            <w:r>
+              <w:rPr>
+                <w:rFonts w:asciiTheme="minorEastAsia" w:hAnsiTheme="minorEastAsia" w:cs="Times New Roman" w:hint="eastAsia"/>
+                <w:sz w:val="20"/>
+                <w:szCs w:val="20"/>
+              </w:rPr>
+              <w:t>廚餘袋</w:t>
+            </w:r>
+            <w:proofErr w:type="gramEnd"/>
+            <w:r>
+              <w:rPr>
+                <w:rFonts w:asciiTheme="minorEastAsia" w:hAnsiTheme="minorEastAsia" w:cs="Times New Roman" w:hint="eastAsia"/>
+                <w:sz w:val="20"/>
+                <w:szCs w:val="20"/>
+              </w:rPr>
+              <w:t>。(總務組)</w:t>
             </w:r>
           </w:p>
         </w:tc>
@@ -4243,8 +4350,25 @@
                 <w:rFonts w:ascii="Arial" w:hAnsi="Arial" w:cs="Arial"/>
                 <w:highlight w:val="yellow"/>
               </w:rPr>
-              <w:t>之一微觀教室前</w:t>
-            </w:r>
+              <w:t>之</w:t>
+            </w:r>
+            <w:proofErr w:type="gramStart"/>
+            <w:r>
+              <w:rPr>
+                <w:rFonts w:ascii="Arial" w:hAnsi="Arial" w:cs="Arial"/>
+                <w:highlight w:val="yellow"/>
+              </w:rPr>
+              <w:t>一</w:t>
+            </w:r>
+            <w:proofErr w:type="gramEnd"/>
+            <w:r>
+              <w:rPr>
+                <w:rFonts w:ascii="Arial" w:hAnsi="Arial" w:cs="Arial"/>
+                <w:highlight w:val="yellow"/>
+              </w:rPr>
+              <w:t>微觀教室前</w:t>
+            </w:r>
+            <w:proofErr w:type="gramStart"/>
             <w:r>
               <w:rPr>
                 <w:rFonts w:ascii="Times New Roman" w:hAnsi="Times New Roman" w:cs="Times New Roman"/>
@@ -4256,6 +4380,7 @@
               </w:rPr>
               <w:t>）</w:t>
             </w:r>
+            <w:proofErr w:type="gramEnd"/>
           </w:p>
           <w:p>
             <w:pPr>
@@ -4525,6 +4650,7 @@
               </w:rPr>
               <w:t>A312-2</w:t>
             </w:r>
+            <w:proofErr w:type="gramStart"/>
             <w:r>
               <w:rPr>
                 <w:rFonts w:ascii="Arial" w:hAnsi="Arial" w:cs="Arial"/>
@@ -4535,6 +4661,7 @@
               </w:rPr>
               <w:t>）</w:t>
             </w:r>
+            <w:proofErr w:type="gramEnd"/>
           </w:p>
           <w:p>
             <w:pPr>
@@ -4642,6 +4769,7 @@
               </w:rPr>
               <w:t>?</w:t>
             </w:r>
+            <w:proofErr w:type="gramStart"/>
             <w:r>
               <w:rPr>
                 <w:rFonts w:asciiTheme="minorEastAsia" w:hAnsiTheme="minorEastAsia" w:cs="Times New Roman" w:hint="eastAsia"/>
@@ -4659,7 +4787,17 @@
                 <w:sz w:val="20"/>
                 <w:szCs w:val="20"/>
               </w:rPr>
-              <w:t>、討論作品缺交之評分機制</w:t>
+              <w:t>、</w:t>
+            </w:r>
+            <w:proofErr w:type="gramEnd"/>
+            <w:r>
+              <w:rPr>
+                <w:rFonts w:asciiTheme="minorEastAsia" w:hAnsiTheme="minorEastAsia" w:cs="Times New Roman" w:hint="eastAsia"/>
+                <w:color w:val="FF0000"/>
+                <w:sz w:val="20"/>
+                <w:szCs w:val="20"/>
+              </w:rPr>
+              <w:t>討論作品缺交之評分機制</w:t>
             </w:r>
           </w:p>
           <w:p>
@@ -4824,7 +4962,7 @@
           <w:p>
             <w:pPr>
               <w:rPr>
-                <w:rFonts w:asciiTheme="minorEastAsia" w:hAnsiTheme="minorEastAsia" w:cs="Times New Roman"/>
+                <w:rFonts w:asciiTheme="minorEastAsia" w:hAnsiTheme="minorEastAsia" w:cs="Times New Roman" w:hint="eastAsia"/>
                 <w:sz w:val="20"/>
                 <w:szCs w:val="20"/>
               </w:rPr>
@@ -4836,6 +4974,14 @@
                 <w:szCs w:val="20"/>
               </w:rPr>
               <w:t>開幕</w:t>
+            </w:r>
+            <w:r>
+              <w:rPr>
+                <w:rFonts w:asciiTheme="minorEastAsia" w:hAnsiTheme="minorEastAsia" w:cs="Gungsuh" w:hint="eastAsia"/>
+                <w:sz w:val="20"/>
+                <w:szCs w:val="20"/>
+              </w:rPr>
+              <w:t>典禮</w:t>
             </w:r>
           </w:p>
         </w:tc>
@@ -4948,8 +5094,27 @@
                 <w:color w:val="000000"/>
                 <w:highlight w:val="yellow"/>
               </w:rPr>
-              <w:t>之一微觀教室</w:t>
-            </w:r>
+              <w:t>之</w:t>
+            </w:r>
+            <w:proofErr w:type="gramStart"/>
+            <w:r>
+              <w:rPr>
+                <w:rFonts w:ascii="Arial" w:hAnsi="Arial" w:cs="Arial"/>
+                <w:color w:val="000000"/>
+                <w:highlight w:val="yellow"/>
+              </w:rPr>
+              <w:t>一</w:t>
+            </w:r>
+            <w:proofErr w:type="gramEnd"/>
+            <w:r>
+              <w:rPr>
+                <w:rFonts w:ascii="Arial" w:hAnsi="Arial" w:cs="Arial"/>
+                <w:color w:val="000000"/>
+                <w:highlight w:val="yellow"/>
+              </w:rPr>
+              <w:t>微觀教室</w:t>
+            </w:r>
+            <w:proofErr w:type="gramStart"/>
             <w:r>
               <w:rPr>
                 <w:rFonts w:ascii="Times New Roman" w:hAnsi="Times New Roman" w:cs="Times New Roman"/>
@@ -4962,6 +5127,7 @@
               </w:rPr>
               <w:t>）</w:t>
             </w:r>
+            <w:proofErr w:type="gramEnd"/>
           </w:p>
           <w:p>
             <w:pPr>
@@ -5046,6 +5212,7 @@
                 <w:sz w:val="20"/>
                 <w:szCs w:val="20"/>
               </w:rPr>
+              <w:lastRenderedPageBreak/>
               <w:t>09</w:t>
             </w:r>
             <w:r>
@@ -5198,6 +5365,7 @@
               </w:rPr>
               <w:t>及參賽學生</w:t>
             </w:r>
+            <w:proofErr w:type="gramStart"/>
             <w:r>
               <w:rPr>
                 <w:rFonts w:asciiTheme="minorEastAsia" w:hAnsiTheme="minorEastAsia" w:cs="Gungsuh" w:hint="eastAsia"/>
@@ -5214,6 +5382,7 @@
               </w:rPr>
               <w:t>智耕</w:t>
             </w:r>
+            <w:proofErr w:type="gramEnd"/>
             <w:r>
               <w:rPr>
                 <w:rFonts w:ascii="Arial" w:hAnsi="Arial" w:cs="Arial"/>
@@ -5236,7 +5405,25 @@
                 <w:b/>
                 <w:color w:val="FF0000"/>
               </w:rPr>
-              <w:t>(現場主控子超老師)</w:t>
+              <w:t>(現場主</w:t>
+            </w:r>
+            <w:proofErr w:type="gramStart"/>
+            <w:r>
+              <w:rPr>
+                <w:rFonts w:asciiTheme="minorEastAsia" w:hAnsiTheme="minorEastAsia" w:cs="細明體" w:hint="eastAsia"/>
+                <w:b/>
+                <w:color w:val="FF0000"/>
+              </w:rPr>
+              <w:t>控子超</w:t>
+            </w:r>
+            <w:proofErr w:type="gramEnd"/>
+            <w:r>
+              <w:rPr>
+                <w:rFonts w:asciiTheme="minorEastAsia" w:hAnsiTheme="minorEastAsia" w:cs="細明體" w:hint="eastAsia"/>
+                <w:b/>
+                <w:color w:val="FF0000"/>
+              </w:rPr>
+              <w:t>老師)</w:t>
             </w:r>
           </w:p>
         </w:tc>
@@ -5249,18 +5436,17 @@
           <w:p>
             <w:pPr>
               <w:rPr>
-                <w:rFonts w:asciiTheme="minorEastAsia" w:hAnsiTheme="minorEastAsia" w:cs="Times New Roman"/>
-                <w:sz w:val="20"/>
-                <w:szCs w:val="20"/>
-              </w:rPr>
-            </w:pPr>
-            <w:r>
-              <w:rPr>
-                <w:rFonts w:asciiTheme="minorEastAsia" w:hAnsiTheme="minorEastAsia" w:cs="Times New Roman"/>
-                <w:sz w:val="20"/>
-                <w:szCs w:val="20"/>
-              </w:rPr>
-              <w:lastRenderedPageBreak/>
+                <w:rFonts w:asciiTheme="minorEastAsia" w:hAnsiTheme="minorEastAsia" w:cs="Times New Roman" w:hint="eastAsia"/>
+                <w:sz w:val="20"/>
+                <w:szCs w:val="20"/>
+              </w:rPr>
+            </w:pPr>
+            <w:r>
+              <w:rPr>
+                <w:rFonts w:asciiTheme="minorEastAsia" w:hAnsiTheme="minorEastAsia" w:cs="Times New Roman"/>
+                <w:sz w:val="20"/>
+                <w:szCs w:val="20"/>
+              </w:rPr>
               <w:t>10:</w:t>
             </w:r>
             <w:r>
@@ -5293,7 +5479,15 @@
                 <w:sz w:val="20"/>
                 <w:szCs w:val="20"/>
               </w:rPr>
-              <w:t>:00</w:t>
+              <w:t>:0</w:t>
+            </w:r>
+            <w:r>
+              <w:rPr>
+                <w:rFonts w:asciiTheme="minorEastAsia" w:hAnsiTheme="minorEastAsia" w:cs="Times New Roman" w:hint="eastAsia"/>
+                <w:sz w:val="20"/>
+                <w:szCs w:val="20"/>
+              </w:rPr>
+              <w:t>5</w:t>
             </w:r>
           </w:p>
         </w:tc>
@@ -5315,7 +5509,25 @@
                 <w:sz w:val="20"/>
                 <w:szCs w:val="20"/>
               </w:rPr>
-              <w:t>各組專題發表(場次一)</w:t>
+              <w:t>各組專題發表(場次</w:t>
+            </w:r>
+            <w:proofErr w:type="gramStart"/>
+            <w:r>
+              <w:rPr>
+                <w:rFonts w:asciiTheme="minorEastAsia" w:hAnsiTheme="minorEastAsia" w:cs="Gungsuh" w:hint="eastAsia"/>
+                <w:sz w:val="20"/>
+                <w:szCs w:val="20"/>
+              </w:rPr>
+              <w:t>一</w:t>
+            </w:r>
+            <w:proofErr w:type="gramEnd"/>
+            <w:r>
+              <w:rPr>
+                <w:rFonts w:asciiTheme="minorEastAsia" w:hAnsiTheme="minorEastAsia" w:cs="Gungsuh" w:hint="eastAsia"/>
+                <w:sz w:val="20"/>
+                <w:szCs w:val="20"/>
+              </w:rPr>
+              <w:t>)</w:t>
             </w:r>
           </w:p>
         </w:tc>
@@ -5377,7 +5589,7 @@
               </w:numPr>
               <w:ind w:leftChars="0"/>
               <w:rPr>
-                <w:rFonts w:asciiTheme="minorEastAsia" w:hAnsiTheme="minorEastAsia" w:cs="Gungsuh" w:hint="eastAsia"/>
+                <w:rFonts w:asciiTheme="minorEastAsia" w:hAnsiTheme="minorEastAsia" w:cs="Gungsuh"/>
                 <w:sz w:val="20"/>
                 <w:szCs w:val="20"/>
               </w:rPr>
@@ -5409,7 +5621,7 @@
           <w:p>
             <w:pPr>
               <w:rPr>
-                <w:rFonts w:asciiTheme="minorEastAsia" w:hAnsiTheme="minorEastAsia" w:cs="Times New Roman"/>
+                <w:rFonts w:asciiTheme="minorEastAsia" w:hAnsiTheme="minorEastAsia" w:cs="Times New Roman" w:hint="eastAsia"/>
                 <w:sz w:val="20"/>
                 <w:szCs w:val="20"/>
               </w:rPr>
@@ -5448,18 +5660,26 @@
             </w:r>
             <w:r>
               <w:rPr>
-                <w:rFonts w:asciiTheme="minorEastAsia" w:hAnsiTheme="minorEastAsia" w:cs="Times New Roman"/>
-                <w:sz w:val="20"/>
-                <w:szCs w:val="20"/>
-              </w:rPr>
-              <w:t>0-1</w:t>
-            </w:r>
-            <w:r>
-              <w:rPr>
                 <w:rFonts w:asciiTheme="minorEastAsia" w:hAnsiTheme="minorEastAsia" w:cs="Times New Roman" w:hint="eastAsia"/>
                 <w:sz w:val="20"/>
                 <w:szCs w:val="20"/>
               </w:rPr>
+              <w:t>5</w:t>
+            </w:r>
+            <w:r>
+              <w:rPr>
+                <w:rFonts w:asciiTheme="minorEastAsia" w:hAnsiTheme="minorEastAsia" w:cs="Times New Roman"/>
+                <w:sz w:val="20"/>
+                <w:szCs w:val="20"/>
+              </w:rPr>
+              <w:t>-1</w:t>
+            </w:r>
+            <w:r>
+              <w:rPr>
+                <w:rFonts w:asciiTheme="minorEastAsia" w:hAnsiTheme="minorEastAsia" w:cs="Times New Roman" w:hint="eastAsia"/>
+                <w:sz w:val="20"/>
+                <w:szCs w:val="20"/>
+              </w:rPr>
               <w:t>1</w:t>
             </w:r>
             <w:r>
@@ -5480,11 +5700,11 @@
             </w:r>
             <w:r>
               <w:rPr>
-                <w:rFonts w:asciiTheme="minorEastAsia" w:hAnsiTheme="minorEastAsia" w:cs="Times New Roman"/>
-                <w:sz w:val="20"/>
-                <w:szCs w:val="20"/>
-              </w:rPr>
-              <w:t>0</w:t>
+                <w:rFonts w:asciiTheme="minorEastAsia" w:hAnsiTheme="minorEastAsia" w:cs="Times New Roman" w:hint="eastAsia"/>
+                <w:sz w:val="20"/>
+                <w:szCs w:val="20"/>
+              </w:rPr>
+              <w:t>5</w:t>
             </w:r>
           </w:p>
         </w:tc>
@@ -5616,18 +5836,26 @@
             </w:r>
             <w:r>
               <w:rPr>
-                <w:rFonts w:asciiTheme="minorEastAsia" w:hAnsiTheme="minorEastAsia" w:cs="Times New Roman"/>
-                <w:sz w:val="20"/>
-                <w:szCs w:val="20"/>
-              </w:rPr>
-              <w:t>0-1</w:t>
-            </w:r>
-            <w:r>
-              <w:rPr>
                 <w:rFonts w:asciiTheme="minorEastAsia" w:hAnsiTheme="minorEastAsia" w:cs="Times New Roman" w:hint="eastAsia"/>
                 <w:sz w:val="20"/>
                 <w:szCs w:val="20"/>
               </w:rPr>
+              <w:t>5</w:t>
+            </w:r>
+            <w:r>
+              <w:rPr>
+                <w:rFonts w:asciiTheme="minorEastAsia" w:hAnsiTheme="minorEastAsia" w:cs="Times New Roman"/>
+                <w:sz w:val="20"/>
+                <w:szCs w:val="20"/>
+              </w:rPr>
+              <w:t>-1</w:t>
+            </w:r>
+            <w:r>
+              <w:rPr>
+                <w:rFonts w:asciiTheme="minorEastAsia" w:hAnsiTheme="minorEastAsia" w:cs="Times New Roman" w:hint="eastAsia"/>
+                <w:sz w:val="20"/>
+                <w:szCs w:val="20"/>
+              </w:rPr>
               <w:t>2</w:t>
             </w:r>
             <w:r>
@@ -5644,7 +5872,7 @@
                 <w:sz w:val="20"/>
                 <w:szCs w:val="20"/>
               </w:rPr>
-              <w:t>1</w:t>
+              <w:t>2</w:t>
             </w:r>
             <w:r>
               <w:rPr>
@@ -5777,7 +6005,23 @@
                 <w:sz w:val="20"/>
                 <w:szCs w:val="20"/>
               </w:rPr>
-              <w:t>12:00-13:30</w:t>
+              <w:t>12:</w:t>
+            </w:r>
+            <w:r>
+              <w:rPr>
+                <w:rFonts w:asciiTheme="minorEastAsia" w:hAnsiTheme="minorEastAsia" w:cs="Times New Roman" w:hint="eastAsia"/>
+                <w:sz w:val="20"/>
+                <w:szCs w:val="20"/>
+              </w:rPr>
+              <w:t>2</w:t>
+            </w:r>
+            <w:r>
+              <w:rPr>
+                <w:rFonts w:asciiTheme="minorEastAsia" w:hAnsiTheme="minorEastAsia" w:cs="Times New Roman"/>
+                <w:sz w:val="20"/>
+                <w:szCs w:val="20"/>
+              </w:rPr>
+              <w:t>0-13:30</w:t>
             </w:r>
           </w:p>
         </w:tc>
@@ -5959,7 +6203,25 @@
                 <w:sz w:val="20"/>
                 <w:szCs w:val="20"/>
               </w:rPr>
-              <w:t>素食便當(11:40慈懿便當</w:t>
+              <w:t>素食便當(11:40慈</w:t>
+            </w:r>
+            <w:proofErr w:type="gramStart"/>
+            <w:r>
+              <w:rPr>
+                <w:rFonts w:asciiTheme="minorEastAsia" w:hAnsiTheme="minorEastAsia" w:cs="Gungsuh"/>
+                <w:sz w:val="20"/>
+                <w:szCs w:val="20"/>
+              </w:rPr>
+              <w:t>懿</w:t>
+            </w:r>
+            <w:proofErr w:type="gramEnd"/>
+            <w:r>
+              <w:rPr>
+                <w:rFonts w:asciiTheme="minorEastAsia" w:hAnsiTheme="minorEastAsia" w:cs="Gungsuh"/>
+                <w:sz w:val="20"/>
+                <w:szCs w:val="20"/>
+              </w:rPr>
+              <w:t>便當</w:t>
             </w:r>
             <w:r>
               <w:rPr>
@@ -6126,19 +6388,19 @@
             </w:r>
             <w:r>
               <w:rPr>
+                <w:rFonts w:asciiTheme="minorEastAsia" w:hAnsiTheme="minorEastAsia" w:cs="Times New Roman" w:hint="eastAsia"/>
+                <w:sz w:val="20"/>
+                <w:szCs w:val="20"/>
+              </w:rPr>
+              <w:t>3</w:t>
+            </w:r>
+            <w:r>
+              <w:rPr>
                 <w:rFonts w:asciiTheme="minorEastAsia" w:hAnsiTheme="minorEastAsia" w:cs="Times New Roman"/>
                 <w:sz w:val="20"/>
                 <w:szCs w:val="20"/>
               </w:rPr>
               <w:t>5</w:t>
-            </w:r>
-            <w:r>
-              <w:rPr>
-                <w:rFonts w:asciiTheme="minorEastAsia" w:hAnsiTheme="minorEastAsia" w:cs="Times New Roman"/>
-                <w:sz w:val="20"/>
-                <w:szCs w:val="20"/>
-              </w:rPr>
-              <w:t>0</w:t>
             </w:r>
           </w:p>
         </w:tc>
@@ -6277,27 +6539,35 @@
                 <w:sz w:val="20"/>
                 <w:szCs w:val="20"/>
               </w:rPr>
-              <w:t>14</w:t>
-            </w:r>
-            <w:r>
-              <w:rPr>
-                <w:rFonts w:asciiTheme="minorEastAsia" w:hAnsiTheme="minorEastAsia" w:cs="Times New Roman"/>
-                <w:sz w:val="20"/>
-                <w:szCs w:val="20"/>
-              </w:rPr>
-              <w:t>:5</w:t>
-            </w:r>
-            <w:r>
-              <w:rPr>
-                <w:rFonts w:asciiTheme="minorEastAsia" w:hAnsiTheme="minorEastAsia" w:cs="Times New Roman"/>
-                <w:sz w:val="20"/>
-                <w:szCs w:val="20"/>
-              </w:rPr>
-              <w:t>0-1</w:t>
-            </w:r>
-            <w:r>
-              <w:rPr>
-                <w:rFonts w:asciiTheme="minorEastAsia" w:hAnsiTheme="minorEastAsia" w:cs="Times New Roman"/>
+              <w:t>1</w:t>
+            </w:r>
+            <w:r>
+              <w:rPr>
+                <w:rFonts w:asciiTheme="minorEastAsia" w:hAnsiTheme="minorEastAsia" w:cs="Times New Roman" w:hint="eastAsia"/>
+                <w:sz w:val="20"/>
+                <w:szCs w:val="20"/>
+              </w:rPr>
+              <w:t>4</w:t>
+            </w:r>
+            <w:r>
+              <w:rPr>
+                <w:rFonts w:asciiTheme="minorEastAsia" w:hAnsiTheme="minorEastAsia" w:cs="Times New Roman"/>
+                <w:sz w:val="20"/>
+                <w:szCs w:val="20"/>
+              </w:rPr>
+              <w:t>:</w:t>
+            </w:r>
+            <w:r>
+              <w:rPr>
+                <w:rFonts w:asciiTheme="minorEastAsia" w:hAnsiTheme="minorEastAsia" w:cs="Times New Roman" w:hint="eastAsia"/>
+                <w:sz w:val="20"/>
+                <w:szCs w:val="20"/>
+              </w:rPr>
+              <w:t>3</w:t>
+            </w:r>
+            <w:r>
+              <w:rPr>
+                <w:rFonts w:asciiTheme="minorEastAsia" w:hAnsiTheme="minorEastAsia" w:cs="Times New Roman" w:hint="eastAsia"/>
                 <w:sz w:val="20"/>
                 <w:szCs w:val="20"/>
               </w:rPr>
@@ -6309,23 +6579,39 @@
                 <w:sz w:val="20"/>
                 <w:szCs w:val="20"/>
               </w:rPr>
+              <w:t>-1</w:t>
+            </w:r>
+            <w:r>
+              <w:rPr>
+                <w:rFonts w:asciiTheme="minorEastAsia" w:hAnsiTheme="minorEastAsia" w:cs="Times New Roman" w:hint="eastAsia"/>
+                <w:sz w:val="20"/>
+                <w:szCs w:val="20"/>
+              </w:rPr>
+              <w:t>4</w:t>
+            </w:r>
+            <w:r>
+              <w:rPr>
+                <w:rFonts w:asciiTheme="minorEastAsia" w:hAnsiTheme="minorEastAsia" w:cs="Times New Roman"/>
+                <w:sz w:val="20"/>
+                <w:szCs w:val="20"/>
+              </w:rPr>
               <w:t>:</w:t>
             </w:r>
             <w:r>
               <w:rPr>
-                <w:rFonts w:asciiTheme="minorEastAsia" w:hAnsiTheme="minorEastAsia" w:cs="Times New Roman"/>
-                <w:sz w:val="20"/>
-                <w:szCs w:val="20"/>
-              </w:rPr>
-              <w:t>1</w:t>
-            </w:r>
-            <w:r>
-              <w:rPr>
-                <w:rFonts w:asciiTheme="minorEastAsia" w:hAnsiTheme="minorEastAsia" w:cs="Times New Roman"/>
-                <w:sz w:val="20"/>
-                <w:szCs w:val="20"/>
-              </w:rPr>
-              <w:t>0</w:t>
+                <w:rFonts w:asciiTheme="minorEastAsia" w:hAnsiTheme="minorEastAsia" w:cs="Times New Roman" w:hint="eastAsia"/>
+                <w:sz w:val="20"/>
+                <w:szCs w:val="20"/>
+              </w:rPr>
+              <w:t>4</w:t>
+            </w:r>
+            <w:r>
+              <w:rPr>
+                <w:rFonts w:asciiTheme="minorEastAsia" w:hAnsiTheme="minorEastAsia" w:cs="Times New Roman" w:hint="eastAsia"/>
+                <w:sz w:val="20"/>
+                <w:szCs w:val="20"/>
+              </w:rPr>
+              <w:t>5</w:t>
             </w:r>
           </w:p>
         </w:tc>
@@ -6336,18 +6622,18 @@
           <w:p>
             <w:pPr>
               <w:rPr>
-                <w:rFonts w:asciiTheme="minorEastAsia" w:hAnsiTheme="minorEastAsia" w:cs="Times New Roman"/>
-                <w:sz w:val="20"/>
-                <w:szCs w:val="20"/>
-              </w:rPr>
-            </w:pPr>
-            <w:r>
-              <w:rPr>
                 <w:rFonts w:asciiTheme="minorEastAsia" w:hAnsiTheme="minorEastAsia" w:cs="Gungsuh" w:hint="eastAsia"/>
                 <w:sz w:val="20"/>
                 <w:szCs w:val="20"/>
               </w:rPr>
-              <w:t>評審共識會議</w:t>
+            </w:pPr>
+            <w:r>
+              <w:rPr>
+                <w:rFonts w:asciiTheme="minorEastAsia" w:hAnsiTheme="minorEastAsia" w:cs="Gungsuh"/>
+                <w:sz w:val="20"/>
+                <w:szCs w:val="20"/>
+              </w:rPr>
+              <w:t>中場休息</w:t>
             </w:r>
           </w:p>
         </w:tc>
@@ -6358,7 +6644,7 @@
           <w:p>
             <w:pPr>
               <w:rPr>
-                <w:rFonts w:asciiTheme="minorEastAsia" w:hAnsiTheme="minorEastAsia" w:cs="Times New Roman"/>
+                <w:rFonts w:asciiTheme="minorEastAsia" w:hAnsiTheme="minorEastAsia" w:cs="Gungsuh"/>
                 <w:sz w:val="20"/>
                 <w:szCs w:val="20"/>
               </w:rPr>
@@ -6380,32 +6666,18 @@
           <w:p>
             <w:pPr>
               <w:rPr>
-                <w:rFonts w:asciiTheme="minorEastAsia" w:hAnsiTheme="minorEastAsia" w:cs="Times New Roman"/>
-                <w:sz w:val="20"/>
-                <w:szCs w:val="20"/>
-              </w:rPr>
-            </w:pPr>
-            <w:r>
-              <w:rPr>
-                <w:rFonts w:asciiTheme="minorEastAsia" w:hAnsiTheme="minorEastAsia" w:cs="Gungsuh"/>
-                <w:sz w:val="20"/>
-                <w:szCs w:val="20"/>
-              </w:rPr>
-              <w:t>1.</w:t>
-            </w:r>
-            <w:r>
-              <w:rPr>
-                <w:rFonts w:asciiTheme="minorEastAsia" w:hAnsiTheme="minorEastAsia" w:hint="eastAsia"/>
-              </w:rPr>
-              <w:t xml:space="preserve"> </w:t>
-            </w:r>
+                <w:rFonts w:asciiTheme="minorEastAsia" w:hAnsiTheme="minorEastAsia" w:cs="Gungsuh"/>
+                <w:sz w:val="20"/>
+                <w:szCs w:val="20"/>
+              </w:rPr>
+            </w:pPr>
             <w:r>
               <w:rPr>
                 <w:rFonts w:asciiTheme="minorEastAsia" w:hAnsiTheme="minorEastAsia" w:cs="Gungsuh" w:hint="eastAsia"/>
                 <w:sz w:val="20"/>
                 <w:szCs w:val="20"/>
               </w:rPr>
-              <w:t>系學會引領評審委員</w:t>
+              <w:t>系學會掌控</w:t>
             </w:r>
             <w:r>
               <w:rPr>
@@ -6413,155 +6685,7 @@
                 <w:sz w:val="20"/>
                 <w:szCs w:val="20"/>
               </w:rPr>
-              <w:t>回</w:t>
-            </w:r>
-            <w:r>
-              <w:rPr>
-                <w:rFonts w:ascii="Arial" w:hAnsi="Arial" w:cs="Arial"/>
-                <w:color w:val="000000"/>
-                <w:highlight w:val="green"/>
-              </w:rPr>
-              <w:t>原民中心</w:t>
-            </w:r>
-            <w:r>
-              <w:rPr>
-                <w:rFonts w:ascii="Arial" w:hAnsi="Arial" w:cs="Arial"/>
-                <w:color w:val="000000"/>
-                <w:sz w:val="21"/>
-                <w:szCs w:val="21"/>
-                <w:highlight w:val="green"/>
-                <w:shd w:val="clear" w:color="auto" w:fill="FFFFFF"/>
-              </w:rPr>
-              <w:t>巴雅教室</w:t>
-            </w:r>
-          </w:p>
-          <w:p>
-            <w:pPr>
-              <w:rPr>
-                <w:rFonts w:asciiTheme="minorEastAsia" w:hAnsiTheme="minorEastAsia" w:cs="Times New Roman"/>
-                <w:sz w:val="20"/>
-                <w:szCs w:val="20"/>
-              </w:rPr>
-            </w:pPr>
-            <w:r>
-              <w:rPr>
-                <w:rFonts w:asciiTheme="minorEastAsia" w:hAnsiTheme="minorEastAsia" w:cs="Gungsuh"/>
-                <w:sz w:val="20"/>
-                <w:szCs w:val="20"/>
-              </w:rPr>
-              <w:t>2.</w:t>
-            </w:r>
-            <w:r>
-              <w:rPr>
-                <w:rFonts w:asciiTheme="minorEastAsia" w:hAnsiTheme="minorEastAsia" w:hint="eastAsia"/>
-              </w:rPr>
-              <w:t xml:space="preserve"> </w:t>
-            </w:r>
-            <w:r>
-              <w:rPr>
-                <w:rFonts w:asciiTheme="minorEastAsia" w:hAnsiTheme="minorEastAsia" w:cs="細明體" w:hint="eastAsia"/>
-                <w:sz w:val="20"/>
-                <w:szCs w:val="20"/>
-              </w:rPr>
-              <w:t>系學會同學收評分表，送至</w:t>
-            </w:r>
-            <w:r>
-              <w:rPr>
-                <w:rFonts w:ascii="Arial" w:hAnsi="Arial" w:cs="Arial"/>
-                <w:color w:val="000000"/>
-                <w:highlight w:val="green"/>
-              </w:rPr>
-              <w:t>原民中心</w:t>
-            </w:r>
-            <w:r>
-              <w:rPr>
-                <w:rFonts w:ascii="Arial" w:hAnsi="Arial" w:cs="Arial"/>
-                <w:color w:val="000000"/>
-                <w:sz w:val="21"/>
-                <w:szCs w:val="21"/>
-                <w:highlight w:val="green"/>
-                <w:shd w:val="clear" w:color="auto" w:fill="FFFFFF"/>
-              </w:rPr>
-              <w:t>巴雅教室</w:t>
-            </w:r>
-            <w:r>
-              <w:rPr>
-                <w:rFonts w:asciiTheme="minorEastAsia" w:hAnsiTheme="minorEastAsia" w:cs="細明體" w:hint="eastAsia"/>
-                <w:sz w:val="20"/>
-                <w:szCs w:val="20"/>
-              </w:rPr>
-              <w:t>，1~2位同學算成績(秘書文書組)</w:t>
-            </w:r>
-          </w:p>
-          <w:p>
-            <w:pPr>
-              <w:rPr>
-                <w:rFonts w:asciiTheme="minorEastAsia" w:hAnsiTheme="minorEastAsia" w:cs="Times New Roman"/>
-                <w:sz w:val="20"/>
-                <w:szCs w:val="20"/>
-              </w:rPr>
-            </w:pPr>
-            <w:r>
-              <w:rPr>
-                <w:rFonts w:asciiTheme="minorEastAsia" w:hAnsiTheme="minorEastAsia" w:cs="Gungsuh"/>
-                <w:sz w:val="20"/>
-                <w:szCs w:val="20"/>
-              </w:rPr>
-              <w:t>3.</w:t>
-            </w:r>
-            <w:r>
-              <w:rPr>
-                <w:rFonts w:asciiTheme="minorEastAsia" w:hAnsiTheme="minorEastAsia" w:hint="eastAsia"/>
-              </w:rPr>
-              <w:t xml:space="preserve"> </w:t>
-            </w:r>
-            <w:r>
-              <w:rPr>
-                <w:rFonts w:asciiTheme="minorEastAsia" w:hAnsiTheme="minorEastAsia" w:cs="Gungsuh" w:hint="eastAsia"/>
-                <w:sz w:val="20"/>
-                <w:szCs w:val="20"/>
-              </w:rPr>
-              <w:t>評審</w:t>
-            </w:r>
-            <w:r>
-              <w:rPr>
-                <w:rFonts w:asciiTheme="minorEastAsia" w:hAnsiTheme="minorEastAsia" w:cs="細明體" w:hint="eastAsia"/>
-                <w:sz w:val="20"/>
-                <w:szCs w:val="20"/>
-              </w:rPr>
-              <w:t>討論</w:t>
-            </w:r>
-            <w:r>
-              <w:rPr>
-                <w:rFonts w:asciiTheme="minorEastAsia" w:hAnsiTheme="minorEastAsia" w:cs="Gungsuh" w:hint="eastAsia"/>
-                <w:sz w:val="20"/>
-                <w:szCs w:val="20"/>
-              </w:rPr>
-              <w:t>確定名次</w:t>
-            </w:r>
-            <w:r>
-              <w:rPr>
-                <w:rFonts w:asciiTheme="minorEastAsia" w:hAnsiTheme="minorEastAsia" w:cs="Gungsuh" w:hint="eastAsia"/>
-                <w:sz w:val="20"/>
-                <w:szCs w:val="20"/>
-              </w:rPr>
-              <w:t>(</w:t>
-            </w:r>
-            <w:r>
-              <w:rPr>
-                <w:rFonts w:asciiTheme="minorEastAsia" w:hAnsiTheme="minorEastAsia" w:cs="細明體" w:hint="eastAsia"/>
-                <w:sz w:val="20"/>
-                <w:szCs w:val="20"/>
-              </w:rPr>
-              <w:t>文書組</w:t>
-            </w:r>
-            <w:r>
-              <w:rPr>
-                <w:rFonts w:asciiTheme="minorEastAsia" w:hAnsiTheme="minorEastAsia" w:cs="Gungsuh" w:hint="eastAsia"/>
-                <w:sz w:val="20"/>
-                <w:szCs w:val="20"/>
-              </w:rPr>
-              <w:t>)</w:t>
+              <w:t>休息時間</w:t>
             </w:r>
           </w:p>
         </w:tc>
@@ -6593,6 +6717,30 @@
                 <w:sz w:val="20"/>
                 <w:szCs w:val="20"/>
               </w:rPr>
+              <w:t>4</w:t>
+            </w:r>
+            <w:r>
+              <w:rPr>
+                <w:rFonts w:asciiTheme="minorEastAsia" w:hAnsiTheme="minorEastAsia" w:cs="Times New Roman"/>
+                <w:sz w:val="20"/>
+                <w:szCs w:val="20"/>
+              </w:rPr>
+              <w:t>:</w:t>
+            </w:r>
+            <w:r>
+              <w:rPr>
+                <w:rFonts w:asciiTheme="minorEastAsia" w:hAnsiTheme="minorEastAsia" w:cs="Times New Roman" w:hint="eastAsia"/>
+                <w:sz w:val="20"/>
+                <w:szCs w:val="20"/>
+              </w:rPr>
+              <w:t>4</w:t>
+            </w:r>
+            <w:r>
+              <w:rPr>
+                <w:rFonts w:asciiTheme="minorEastAsia" w:hAnsiTheme="minorEastAsia" w:cs="Times New Roman" w:hint="eastAsia"/>
+                <w:sz w:val="20"/>
+                <w:szCs w:val="20"/>
+              </w:rPr>
               <w:t>5</w:t>
             </w:r>
             <w:r>
@@ -6601,6 +6749,22 @@
                 <w:sz w:val="20"/>
                 <w:szCs w:val="20"/>
               </w:rPr>
+              <w:t>-1</w:t>
+            </w:r>
+            <w:r>
+              <w:rPr>
+                <w:rFonts w:asciiTheme="minorEastAsia" w:hAnsiTheme="minorEastAsia" w:cs="Times New Roman" w:hint="eastAsia"/>
+                <w:sz w:val="20"/>
+                <w:szCs w:val="20"/>
+              </w:rPr>
+              <w:t>5</w:t>
+            </w:r>
+            <w:r>
+              <w:rPr>
+                <w:rFonts w:asciiTheme="minorEastAsia" w:hAnsiTheme="minorEastAsia" w:cs="Times New Roman"/>
+                <w:sz w:val="20"/>
+                <w:szCs w:val="20"/>
+              </w:rPr>
               <w:t>:</w:t>
             </w:r>
             <w:r>
@@ -6609,22 +6773,6 @@
                 <w:sz w:val="20"/>
                 <w:szCs w:val="20"/>
               </w:rPr>
-              <w:t>1</w:t>
-            </w:r>
-            <w:r>
-              <w:rPr>
-                <w:rFonts w:asciiTheme="minorEastAsia" w:hAnsiTheme="minorEastAsia" w:cs="Times New Roman"/>
-                <w:sz w:val="20"/>
-                <w:szCs w:val="20"/>
-              </w:rPr>
-              <w:t>0-1</w:t>
-            </w:r>
-            <w:r>
-              <w:rPr>
-                <w:rFonts w:asciiTheme="minorEastAsia" w:hAnsiTheme="minorEastAsia" w:cs="Times New Roman" w:hint="eastAsia"/>
-                <w:sz w:val="20"/>
-                <w:szCs w:val="20"/>
-              </w:rPr>
               <w:t>5</w:t>
             </w:r>
             <w:r>
@@ -6633,15 +6781,7 @@
                 <w:sz w:val="20"/>
                 <w:szCs w:val="20"/>
               </w:rPr>
-              <w:t>:</w:t>
-            </w:r>
-            <w:r>
-              <w:rPr>
-                <w:rFonts w:asciiTheme="minorEastAsia" w:hAnsiTheme="minorEastAsia" w:cs="Times New Roman" w:hint="eastAsia"/>
-                <w:sz w:val="20"/>
-                <w:szCs w:val="20"/>
-              </w:rPr>
-              <w:t>30</w:t>
+              <w:t>0</w:t>
             </w:r>
           </w:p>
         </w:tc>
@@ -6652,18 +6792,34 @@
           <w:p>
             <w:pPr>
               <w:rPr>
-                <w:rFonts w:asciiTheme="minorEastAsia" w:hAnsiTheme="minorEastAsia" w:cs="Times New Roman"/>
-                <w:sz w:val="20"/>
-                <w:szCs w:val="20"/>
-              </w:rPr>
-            </w:pPr>
-            <w:r>
-              <w:rPr>
-                <w:rFonts w:asciiTheme="minorEastAsia" w:hAnsiTheme="minorEastAsia" w:cs="Gungsuh"/>
-                <w:sz w:val="20"/>
-                <w:szCs w:val="20"/>
-              </w:rPr>
-              <w:t>評審講評</w:t>
+                <w:rFonts w:asciiTheme="minorEastAsia" w:hAnsiTheme="minorEastAsia" w:cs="Gungsuh" w:hint="eastAsia"/>
+                <w:sz w:val="20"/>
+                <w:szCs w:val="20"/>
+              </w:rPr>
+            </w:pPr>
+            <w:r>
+              <w:rPr>
+                <w:rFonts w:asciiTheme="minorEastAsia" w:hAnsiTheme="minorEastAsia" w:cs="Gungsuh" w:hint="eastAsia"/>
+                <w:sz w:val="20"/>
+                <w:szCs w:val="20"/>
+              </w:rPr>
+              <w:t>各組專題發表(場次</w:t>
+            </w:r>
+            <w:r>
+              <w:rPr>
+                <w:rFonts w:asciiTheme="minorEastAsia" w:hAnsiTheme="minorEastAsia" w:cs="Gungsuh" w:hint="eastAsia"/>
+                <w:sz w:val="20"/>
+                <w:szCs w:val="20"/>
+              </w:rPr>
+              <w:t>四</w:t>
+            </w:r>
+            <w:r>
+              <w:rPr>
+                <w:rFonts w:asciiTheme="minorEastAsia" w:hAnsiTheme="minorEastAsia" w:cs="Gungsuh" w:hint="eastAsia"/>
+                <w:sz w:val="20"/>
+                <w:szCs w:val="20"/>
+              </w:rPr>
+              <w:t>)</w:t>
             </w:r>
           </w:p>
         </w:tc>
@@ -6674,7 +6830,7 @@
           <w:p>
             <w:pPr>
               <w:rPr>
-                <w:rFonts w:asciiTheme="minorEastAsia" w:hAnsiTheme="minorEastAsia" w:cs="Times New Roman"/>
+                <w:rFonts w:asciiTheme="minorEastAsia" w:hAnsiTheme="minorEastAsia" w:cs="Gungsuh"/>
                 <w:sz w:val="20"/>
                 <w:szCs w:val="20"/>
               </w:rPr>
@@ -6687,15 +6843,6 @@
               </w:rPr>
               <w:t>系學會</w:t>
             </w:r>
-          </w:p>
-          <w:p>
-            <w:pPr>
-              <w:rPr>
-                <w:rFonts w:asciiTheme="minorEastAsia" w:hAnsiTheme="minorEastAsia" w:cs="Times New Roman"/>
-                <w:sz w:val="20"/>
-                <w:szCs w:val="20"/>
-              </w:rPr>
-            </w:pPr>
           </w:p>
         </w:tc>
         <w:tc>
@@ -6705,31 +6852,40 @@
           <w:p>
             <w:pPr>
               <w:rPr>
-                <w:rFonts w:asciiTheme="minorEastAsia" w:hAnsiTheme="minorEastAsia" w:cs="Times New Roman"/>
-                <w:sz w:val="20"/>
-                <w:szCs w:val="20"/>
-              </w:rPr>
-            </w:pPr>
-            <w:r>
-              <w:rPr>
-                <w:rFonts w:asciiTheme="minorEastAsia" w:hAnsiTheme="minorEastAsia" w:cs="Gungsuh"/>
-                <w:sz w:val="20"/>
-                <w:szCs w:val="20"/>
-              </w:rPr>
-              <w:t>1.主持老師cue評審講評</w:t>
-            </w:r>
-          </w:p>
-          <w:p>
-            <w:pPr>
-              <w:rPr>
-                <w:rFonts w:asciiTheme="minorEastAsia" w:hAnsiTheme="minorEastAsia" w:cs="Times New Roman"/>
-                <w:sz w:val="20"/>
-                <w:szCs w:val="20"/>
-              </w:rPr>
-            </w:pPr>
-            <w:r>
-              <w:rPr>
-                <w:rFonts w:asciiTheme="minorEastAsia" w:hAnsiTheme="minorEastAsia" w:cs="Gungsuh"/>
+                <w:rFonts w:asciiTheme="minorEastAsia" w:hAnsiTheme="minorEastAsia" w:cs="Gungsuh"/>
+                <w:sz w:val="20"/>
+                <w:szCs w:val="20"/>
+              </w:rPr>
+            </w:pPr>
+            <w:r>
+              <w:rPr>
+                <w:rFonts w:asciiTheme="minorEastAsia" w:hAnsiTheme="minorEastAsia" w:cs="Gungsuh" w:hint="eastAsia"/>
+                <w:sz w:val="20"/>
+                <w:szCs w:val="20"/>
+              </w:rPr>
+              <w:t>1.</w:t>
+            </w:r>
+            <w:r>
+              <w:rPr>
+                <w:rFonts w:asciiTheme="minorEastAsia" w:hAnsiTheme="minorEastAsia" w:cs="Gungsuh" w:hint="eastAsia"/>
+                <w:sz w:val="20"/>
+                <w:szCs w:val="20"/>
+              </w:rPr>
+              <w:tab/>
+              <w:t>系學會司儀介紹講者</w:t>
+            </w:r>
+          </w:p>
+          <w:p>
+            <w:pPr>
+              <w:rPr>
+                <w:rFonts w:asciiTheme="minorEastAsia" w:hAnsiTheme="minorEastAsia" w:cs="Gungsuh"/>
+                <w:sz w:val="20"/>
+                <w:szCs w:val="20"/>
+              </w:rPr>
+            </w:pPr>
+            <w:r>
+              <w:rPr>
+                <w:rFonts w:asciiTheme="minorEastAsia" w:hAnsiTheme="minorEastAsia" w:cs="Gungsuh" w:hint="eastAsia"/>
                 <w:sz w:val="20"/>
                 <w:szCs w:val="20"/>
               </w:rPr>
@@ -6737,35 +6893,12 @@
             </w:r>
             <w:r>
               <w:rPr>
-                <w:rFonts w:asciiTheme="minorEastAsia" w:hAnsiTheme="minorEastAsia" w:cs="細明體"/>
-                <w:sz w:val="20"/>
-                <w:szCs w:val="20"/>
-              </w:rPr>
-              <w:t>準備頒獎事務</w:t>
-            </w:r>
-            <w:r>
-              <w:rPr>
-                <w:rFonts w:asciiTheme="minorEastAsia" w:hAnsiTheme="minorEastAsia" w:cs="Gungsuh"/>
-                <w:sz w:val="20"/>
-                <w:szCs w:val="20"/>
-              </w:rPr>
-              <w:t>(</w:t>
-            </w:r>
-            <w:r>
-              <w:rPr>
                 <w:rFonts w:asciiTheme="minorEastAsia" w:hAnsiTheme="minorEastAsia" w:cs="Gungsuh" w:hint="eastAsia"/>
                 <w:sz w:val="20"/>
                 <w:szCs w:val="20"/>
               </w:rPr>
-              <w:t>總務、接待典禮組</w:t>
-            </w:r>
-            <w:r>
-              <w:rPr>
-                <w:rFonts w:asciiTheme="minorEastAsia" w:hAnsiTheme="minorEastAsia" w:cs="Gungsuh"/>
-                <w:sz w:val="20"/>
-                <w:szCs w:val="20"/>
-              </w:rPr>
-              <w:t>)</w:t>
+              <w:tab/>
+              <w:t>系學會掌控各組報告時間</w:t>
             </w:r>
           </w:p>
         </w:tc>
@@ -6805,47 +6938,39 @@
                 <w:sz w:val="20"/>
                 <w:szCs w:val="20"/>
               </w:rPr>
+              <w:t>:5</w:t>
+            </w:r>
+            <w:r>
+              <w:rPr>
+                <w:rFonts w:asciiTheme="minorEastAsia" w:hAnsiTheme="minorEastAsia" w:cs="Times New Roman"/>
+                <w:sz w:val="20"/>
+                <w:szCs w:val="20"/>
+              </w:rPr>
+              <w:t>0-1</w:t>
+            </w:r>
+            <w:r>
+              <w:rPr>
+                <w:rFonts w:asciiTheme="minorEastAsia" w:hAnsiTheme="minorEastAsia" w:cs="Times New Roman" w:hint="eastAsia"/>
+                <w:sz w:val="20"/>
+                <w:szCs w:val="20"/>
+              </w:rPr>
+              <w:t>6</w:t>
+            </w:r>
+            <w:r>
+              <w:rPr>
+                <w:rFonts w:asciiTheme="minorEastAsia" w:hAnsiTheme="minorEastAsia" w:cs="Times New Roman"/>
+                <w:sz w:val="20"/>
+                <w:szCs w:val="20"/>
+              </w:rPr>
               <w:t>:</w:t>
             </w:r>
             <w:r>
               <w:rPr>
-                <w:rFonts w:asciiTheme="minorEastAsia" w:hAnsiTheme="minorEastAsia" w:cs="Times New Roman" w:hint="eastAsia"/>
-                <w:sz w:val="20"/>
-                <w:szCs w:val="20"/>
-              </w:rPr>
-              <w:t>30</w:t>
-            </w:r>
-            <w:r>
-              <w:rPr>
-                <w:rFonts w:asciiTheme="minorEastAsia" w:hAnsiTheme="minorEastAsia" w:cs="Times New Roman"/>
-                <w:sz w:val="20"/>
-                <w:szCs w:val="20"/>
-              </w:rPr>
-              <w:t>-1</w:t>
-            </w:r>
-            <w:r>
-              <w:rPr>
-                <w:rFonts w:asciiTheme="minorEastAsia" w:hAnsiTheme="minorEastAsia" w:cs="Times New Roman" w:hint="eastAsia"/>
-                <w:sz w:val="20"/>
-                <w:szCs w:val="20"/>
-              </w:rPr>
-              <w:t>5</w:t>
-            </w:r>
-            <w:r>
-              <w:rPr>
-                <w:rFonts w:asciiTheme="minorEastAsia" w:hAnsiTheme="minorEastAsia" w:cs="Times New Roman"/>
-                <w:sz w:val="20"/>
-                <w:szCs w:val="20"/>
-              </w:rPr>
-              <w:t>:</w:t>
-            </w:r>
-            <w:r>
-              <w:rPr>
-                <w:rFonts w:asciiTheme="minorEastAsia" w:hAnsiTheme="minorEastAsia" w:cs="Times New Roman" w:hint="eastAsia"/>
-                <w:sz w:val="20"/>
-                <w:szCs w:val="20"/>
-              </w:rPr>
-              <w:t>5</w:t>
+                <w:rFonts w:asciiTheme="minorEastAsia" w:hAnsiTheme="minorEastAsia" w:cs="Times New Roman"/>
+                <w:sz w:val="20"/>
+                <w:szCs w:val="20"/>
+              </w:rPr>
+              <w:t>1</w:t>
             </w:r>
             <w:r>
               <w:rPr>
@@ -6871,27 +6996,11 @@
             </w:pPr>
             <w:r>
               <w:rPr>
-                <w:rFonts w:asciiTheme="minorEastAsia" w:hAnsiTheme="minorEastAsia" w:cs="Gungsuh"/>
-                <w:sz w:val="20"/>
-                <w:szCs w:val="20"/>
-              </w:rPr>
-              <w:t>頒</w:t>
-            </w:r>
-            <w:r>
-              <w:rPr>
-                <w:rFonts w:asciiTheme="minorEastAsia" w:hAnsiTheme="minorEastAsia" w:cs="細明體" w:hint="eastAsia"/>
-                <w:sz w:val="20"/>
-                <w:szCs w:val="20"/>
-              </w:rPr>
-              <w:t>獎</w:t>
-            </w:r>
-            <w:r>
-              <w:rPr>
-                <w:rFonts w:asciiTheme="minorEastAsia" w:hAnsiTheme="minorEastAsia" w:cs="Malgun Gothic" w:hint="eastAsia"/>
-                <w:sz w:val="20"/>
-                <w:szCs w:val="20"/>
-              </w:rPr>
-              <w:t>典禮</w:t>
+                <w:rFonts w:asciiTheme="minorEastAsia" w:hAnsiTheme="minorEastAsia" w:cs="Gungsuh" w:hint="eastAsia"/>
+                <w:sz w:val="20"/>
+                <w:szCs w:val="20"/>
+              </w:rPr>
+              <w:t>評審共識會議</w:t>
             </w:r>
           </w:p>
         </w:tc>
@@ -6935,7 +7044,21 @@
                 <w:sz w:val="20"/>
                 <w:szCs w:val="20"/>
               </w:rPr>
-              <w:t>1.頒發</w:t>
+              <w:t>1.</w:t>
+            </w:r>
+            <w:r>
+              <w:rPr>
+                <w:rFonts w:asciiTheme="minorEastAsia" w:hAnsiTheme="minorEastAsia" w:hint="eastAsia"/>
+              </w:rPr>
+              <w:t xml:space="preserve"> </w:t>
+            </w:r>
+            <w:r>
+              <w:rPr>
+                <w:rFonts w:asciiTheme="minorEastAsia" w:hAnsiTheme="minorEastAsia" w:cs="Gungsuh" w:hint="eastAsia"/>
+                <w:sz w:val="20"/>
+                <w:szCs w:val="20"/>
+              </w:rPr>
+              <w:t>系學會引領評審委員</w:t>
             </w:r>
             <w:r>
               <w:rPr>
@@ -6943,23 +7066,49 @@
                 <w:sz w:val="20"/>
                 <w:szCs w:val="20"/>
               </w:rPr>
-              <w:t>獎</w:t>
-            </w:r>
-            <w:r>
-              <w:rPr>
-                <w:rFonts w:asciiTheme="minorEastAsia" w:hAnsiTheme="minorEastAsia" w:cs="Malgun Gothic" w:hint="eastAsia"/>
-                <w:sz w:val="20"/>
-                <w:szCs w:val="20"/>
-              </w:rPr>
-              <w:t>金後，請</w:t>
-            </w:r>
-            <w:r>
-              <w:rPr>
-                <w:rFonts w:asciiTheme="minorEastAsia" w:hAnsiTheme="minorEastAsia" w:cs="Gungsuh"/>
-                <w:sz w:val="20"/>
-                <w:szCs w:val="20"/>
-              </w:rPr>
-              <w:t>系學會同學回收</w:t>
+              <w:t>回</w:t>
+            </w:r>
+            <w:r>
+              <w:rPr>
+                <w:rFonts w:ascii="Arial" w:hAnsi="Arial" w:cs="Arial"/>
+                <w:color w:val="000000"/>
+                <w:highlight w:val="green"/>
+              </w:rPr>
+              <w:t>原民中心</w:t>
+            </w:r>
+            <w:r>
+              <w:rPr>
+                <w:rFonts w:ascii="Arial" w:hAnsi="Arial" w:cs="Arial"/>
+                <w:color w:val="000000"/>
+                <w:sz w:val="21"/>
+                <w:szCs w:val="21"/>
+                <w:highlight w:val="green"/>
+                <w:shd w:val="clear" w:color="auto" w:fill="FFFFFF"/>
+              </w:rPr>
+              <w:t>巴雅教室</w:t>
+            </w:r>
+          </w:p>
+          <w:p>
+            <w:pPr>
+              <w:rPr>
+                <w:rFonts w:asciiTheme="minorEastAsia" w:hAnsiTheme="minorEastAsia" w:cs="Times New Roman"/>
+                <w:sz w:val="20"/>
+                <w:szCs w:val="20"/>
+              </w:rPr>
+            </w:pPr>
+            <w:r>
+              <w:rPr>
+                <w:rFonts w:asciiTheme="minorEastAsia" w:hAnsiTheme="minorEastAsia" w:cs="Gungsuh"/>
+                <w:sz w:val="20"/>
+                <w:szCs w:val="20"/>
+              </w:rPr>
+              <w:t>2.</w:t>
+            </w:r>
+            <w:r>
+              <w:rPr>
+                <w:rFonts w:asciiTheme="minorEastAsia" w:hAnsiTheme="minorEastAsia" w:hint="eastAsia"/>
+              </w:rPr>
+              <w:t xml:space="preserve"> </w:t>
             </w:r>
             <w:r>
               <w:rPr>
@@ -6967,72 +7116,34 @@
                 <w:sz w:val="20"/>
                 <w:szCs w:val="20"/>
               </w:rPr>
-              <w:t>獎</w:t>
-            </w:r>
-            <w:r>
-              <w:rPr>
-                <w:rFonts w:asciiTheme="minorEastAsia" w:hAnsiTheme="minorEastAsia" w:cs="Malgun Gothic" w:hint="eastAsia"/>
-                <w:sz w:val="20"/>
-                <w:szCs w:val="20"/>
-              </w:rPr>
-              <w:t>金簽收收據</w:t>
-            </w:r>
-            <w:r>
-              <w:rPr>
-                <w:rFonts w:asciiTheme="minorEastAsia" w:hAnsiTheme="minorEastAsia" w:cs="Gungsuh"/>
-                <w:sz w:val="20"/>
-                <w:szCs w:val="20"/>
-              </w:rPr>
-              <w:t>(共1</w:t>
-            </w:r>
-            <w:r>
-              <w:rPr>
-                <w:rFonts w:asciiTheme="minorEastAsia" w:hAnsiTheme="minorEastAsia" w:cs="Gungsuh"/>
-                <w:sz w:val="20"/>
-                <w:szCs w:val="20"/>
-              </w:rPr>
-              <w:t>6</w:t>
-            </w:r>
-            <w:r>
-              <w:rPr>
-                <w:rFonts w:asciiTheme="minorEastAsia" w:hAnsiTheme="minorEastAsia" w:cs="Gungsuh"/>
-                <w:sz w:val="20"/>
-                <w:szCs w:val="20"/>
-              </w:rPr>
-              <w:t>張) (秘書文書組)</w:t>
-            </w:r>
-          </w:p>
-          <w:p>
-            <w:pPr>
-              <w:rPr>
-                <w:rFonts w:asciiTheme="minorEastAsia" w:hAnsiTheme="minorEastAsia" w:cs="Times New Roman"/>
-                <w:sz w:val="20"/>
-                <w:szCs w:val="20"/>
-              </w:rPr>
-            </w:pPr>
-            <w:r>
-              <w:rPr>
-                <w:rFonts w:asciiTheme="minorEastAsia" w:hAnsiTheme="minorEastAsia" w:cs="Gungsuh"/>
-                <w:sz w:val="20"/>
-                <w:szCs w:val="20"/>
-              </w:rPr>
-              <w:t>2.回收評審的簽收收據(共</w:t>
-            </w:r>
-            <w:r>
-              <w:rPr>
-                <w:rFonts w:asciiTheme="minorEastAsia" w:hAnsiTheme="minorEastAsia" w:cs="Gungsuh"/>
-                <w:sz w:val="20"/>
-                <w:szCs w:val="20"/>
-              </w:rPr>
-              <w:t>6</w:t>
-            </w:r>
-            <w:r>
-              <w:rPr>
-                <w:rFonts w:asciiTheme="minorEastAsia" w:hAnsiTheme="minorEastAsia" w:cs="Gungsuh"/>
-                <w:sz w:val="20"/>
-                <w:szCs w:val="20"/>
-              </w:rPr>
-              <w:t>張)+給評審回郵信封(寄車票用) (秘書文書組)</w:t>
+              <w:t>系學會同學收評分表，送至</w:t>
+            </w:r>
+            <w:r>
+              <w:rPr>
+                <w:rFonts w:ascii="Arial" w:hAnsi="Arial" w:cs="Arial"/>
+                <w:color w:val="000000"/>
+                <w:highlight w:val="green"/>
+              </w:rPr>
+              <w:t>原民中心</w:t>
+            </w:r>
+            <w:r>
+              <w:rPr>
+                <w:rFonts w:ascii="Arial" w:hAnsi="Arial" w:cs="Arial"/>
+                <w:color w:val="000000"/>
+                <w:sz w:val="21"/>
+                <w:szCs w:val="21"/>
+                <w:highlight w:val="green"/>
+                <w:shd w:val="clear" w:color="auto" w:fill="FFFFFF"/>
+              </w:rPr>
+              <w:t>巴雅教室</w:t>
+            </w:r>
+            <w:r>
+              <w:rPr>
+                <w:rFonts w:asciiTheme="minorEastAsia" w:hAnsiTheme="minorEastAsia" w:cs="細明體" w:hint="eastAsia"/>
+                <w:sz w:val="20"/>
+                <w:szCs w:val="20"/>
+              </w:rPr>
+              <w:t>，1~2位同學算成績(秘書文書組)</w:t>
             </w:r>
           </w:p>
           <w:p>
@@ -7053,44 +7164,57 @@
             </w:r>
             <w:r>
               <w:rPr>
+                <w:rFonts w:asciiTheme="minorEastAsia" w:hAnsiTheme="minorEastAsia" w:hint="eastAsia"/>
+              </w:rPr>
+              <w:t xml:space="preserve"> </w:t>
+            </w:r>
+            <w:r>
+              <w:rPr>
+                <w:rFonts w:asciiTheme="minorEastAsia" w:hAnsiTheme="minorEastAsia" w:cs="Gungsuh" w:hint="eastAsia"/>
+                <w:sz w:val="20"/>
+                <w:szCs w:val="20"/>
+              </w:rPr>
+              <w:t>評審</w:t>
+            </w:r>
+            <w:r>
+              <w:rPr>
                 <w:rFonts w:asciiTheme="minorEastAsia" w:hAnsiTheme="minorEastAsia" w:cs="細明體" w:hint="eastAsia"/>
                 <w:sz w:val="20"/>
                 <w:szCs w:val="20"/>
               </w:rPr>
-              <w:t>獎</w:t>
-            </w:r>
-            <w:r>
-              <w:rPr>
-                <w:rFonts w:asciiTheme="minorEastAsia" w:hAnsiTheme="minorEastAsia" w:cs="Malgun Gothic" w:hint="eastAsia"/>
-                <w:sz w:val="20"/>
-                <w:szCs w:val="20"/>
-              </w:rPr>
-              <w:t>狀</w:t>
-            </w:r>
-            <w:r>
-              <w:rPr>
-                <w:rFonts w:asciiTheme="minorEastAsia" w:hAnsiTheme="minorEastAsia" w:cs="Gungsuh"/>
-                <w:sz w:val="20"/>
-                <w:szCs w:val="20"/>
-              </w:rPr>
-              <w:t>+參加證明：事後補寄(秘書文書組)</w:t>
-            </w:r>
-          </w:p>
-          <w:p>
-            <w:pPr>
-              <w:rPr>
-                <w:rFonts w:asciiTheme="minorEastAsia" w:hAnsiTheme="minorEastAsia" w:cs="Times New Roman"/>
-                <w:sz w:val="20"/>
-                <w:szCs w:val="20"/>
-              </w:rPr>
-            </w:pPr>
-            <w:r>
-              <w:rPr>
-                <w:rFonts w:asciiTheme="minorEastAsia" w:hAnsiTheme="minorEastAsia" w:cs="Gungsuh"/>
-                <w:sz w:val="20"/>
-                <w:szCs w:val="20"/>
-              </w:rPr>
-              <w:t>4拍大合照：系學會</w:t>
+              <w:t>討論</w:t>
+            </w:r>
+            <w:r>
+              <w:rPr>
+                <w:rFonts w:asciiTheme="minorEastAsia" w:hAnsiTheme="minorEastAsia" w:cs="Gungsuh" w:hint="eastAsia"/>
+                <w:sz w:val="20"/>
+                <w:szCs w:val="20"/>
+              </w:rPr>
+              <w:t>確定名次</w:t>
+            </w:r>
+            <w:r>
+              <w:rPr>
+                <w:rFonts w:asciiTheme="minorEastAsia" w:hAnsiTheme="minorEastAsia" w:cs="Gungsuh" w:hint="eastAsia"/>
+                <w:sz w:val="20"/>
+                <w:szCs w:val="20"/>
+              </w:rPr>
+              <w:t>(</w:t>
+            </w:r>
+            <w:r>
+              <w:rPr>
+                <w:rFonts w:asciiTheme="minorEastAsia" w:hAnsiTheme="minorEastAsia" w:cs="細明體" w:hint="eastAsia"/>
+                <w:sz w:val="20"/>
+                <w:szCs w:val="20"/>
+              </w:rPr>
+              <w:t>文書組</w:t>
+            </w:r>
+            <w:r>
+              <w:rPr>
+                <w:rFonts w:asciiTheme="minorEastAsia" w:hAnsiTheme="minorEastAsia" w:cs="Gungsuh" w:hint="eastAsia"/>
+                <w:sz w:val="20"/>
+                <w:szCs w:val="20"/>
+              </w:rPr>
+              <w:t>)</w:t>
             </w:r>
           </w:p>
         </w:tc>
@@ -7122,7 +7246,7 @@
                 <w:sz w:val="20"/>
                 <w:szCs w:val="20"/>
               </w:rPr>
-              <w:t>5</w:t>
+              <w:t>6</w:t>
             </w:r>
             <w:r>
               <w:rPr>
@@ -7138,15 +7262,15 @@
                 <w:sz w:val="20"/>
                 <w:szCs w:val="20"/>
               </w:rPr>
-              <w:t>5</w:t>
-            </w:r>
-            <w:r>
-              <w:rPr>
-                <w:rFonts w:asciiTheme="minorEastAsia" w:hAnsiTheme="minorEastAsia" w:cs="Times New Roman"/>
-                <w:sz w:val="20"/>
-                <w:szCs w:val="20"/>
-              </w:rPr>
-              <w:t>0-16:</w:t>
+              <w:t>1</w:t>
+            </w:r>
+            <w:r>
+              <w:rPr>
+                <w:rFonts w:asciiTheme="minorEastAsia" w:hAnsiTheme="minorEastAsia" w:cs="Times New Roman"/>
+                <w:sz w:val="20"/>
+                <w:szCs w:val="20"/>
+              </w:rPr>
+              <w:t>0-1</w:t>
             </w:r>
             <w:r>
               <w:rPr>
@@ -7154,15 +7278,23 @@
                 <w:sz w:val="20"/>
                 <w:szCs w:val="20"/>
               </w:rPr>
-              <w:t>3</w:t>
-            </w:r>
-            <w:r>
-              <w:rPr>
-                <w:rFonts w:asciiTheme="minorEastAsia" w:hAnsiTheme="minorEastAsia" w:cs="Times New Roman"/>
-                <w:sz w:val="20"/>
-                <w:szCs w:val="20"/>
-              </w:rPr>
-              <w:t>0</w:t>
+              <w:t>6</w:t>
+            </w:r>
+            <w:r>
+              <w:rPr>
+                <w:rFonts w:asciiTheme="minorEastAsia" w:hAnsiTheme="minorEastAsia" w:cs="Times New Roman"/>
+                <w:sz w:val="20"/>
+                <w:szCs w:val="20"/>
+              </w:rPr>
+              <w:t>:</w:t>
+            </w:r>
+            <w:r>
+              <w:rPr>
+                <w:rFonts w:asciiTheme="minorEastAsia" w:hAnsiTheme="minorEastAsia" w:cs="Times New Roman" w:hint="eastAsia"/>
+                <w:sz w:val="20"/>
+                <w:szCs w:val="20"/>
+              </w:rPr>
+              <w:t>30</w:t>
             </w:r>
           </w:p>
         </w:tc>
@@ -7184,7 +7316,39 @@
                 <w:sz w:val="20"/>
                 <w:szCs w:val="20"/>
               </w:rPr>
-              <w:t>禮成</w:t>
+              <w:t>評審講評</w:t>
+            </w:r>
+            <w:r>
+              <w:rPr>
+                <w:rFonts w:asciiTheme="minorEastAsia" w:hAnsiTheme="minorEastAsia" w:cs="Gungsuh" w:hint="eastAsia"/>
+                <w:sz w:val="20"/>
+                <w:szCs w:val="20"/>
+              </w:rPr>
+              <w:t>/</w:t>
+            </w:r>
+            <w:r>
+              <w:rPr>
+                <w:rFonts w:asciiTheme="minorEastAsia" w:hAnsiTheme="minorEastAsia" w:cs="Gungsuh"/>
+                <w:sz w:val="20"/>
+                <w:szCs w:val="20"/>
+              </w:rPr>
+              <w:t>頒</w:t>
+            </w:r>
+            <w:r>
+              <w:rPr>
+                <w:rFonts w:asciiTheme="minorEastAsia" w:hAnsiTheme="minorEastAsia" w:cs="細明體" w:hint="eastAsia"/>
+                <w:sz w:val="20"/>
+                <w:szCs w:val="20"/>
+              </w:rPr>
+              <w:t>獎</w:t>
+            </w:r>
+            <w:r>
+              <w:rPr>
+                <w:rFonts w:asciiTheme="minorEastAsia" w:hAnsiTheme="minorEastAsia" w:cs="Malgun Gothic" w:hint="eastAsia"/>
+                <w:sz w:val="20"/>
+                <w:szCs w:val="20"/>
+              </w:rPr>
+              <w:t>典禮</w:t>
             </w:r>
           </w:p>
         </w:tc>
@@ -7237,7 +7401,56 @@
                 <w:sz w:val="20"/>
                 <w:szCs w:val="20"/>
               </w:rPr>
-              <w:t>1.收拾場地</w:t>
+              <w:t>1.主持老師cue評審講評</w:t>
+            </w:r>
+          </w:p>
+          <w:p>
+            <w:pPr>
+              <w:rPr>
+                <w:rFonts w:asciiTheme="minorEastAsia" w:hAnsiTheme="minorEastAsia" w:cs="Times New Roman"/>
+                <w:sz w:val="20"/>
+                <w:szCs w:val="20"/>
+              </w:rPr>
+            </w:pPr>
+            <w:r>
+              <w:rPr>
+                <w:rFonts w:asciiTheme="minorEastAsia" w:hAnsiTheme="minorEastAsia" w:cs="Gungsuh"/>
+                <w:sz w:val="20"/>
+                <w:szCs w:val="20"/>
+              </w:rPr>
+              <w:t>2.</w:t>
+            </w:r>
+            <w:r>
+              <w:rPr>
+                <w:rFonts w:asciiTheme="minorEastAsia" w:hAnsiTheme="minorEastAsia" w:cs="細明體"/>
+                <w:sz w:val="20"/>
+                <w:szCs w:val="20"/>
+              </w:rPr>
+              <w:t>準備頒獎事務</w:t>
+            </w:r>
+            <w:r>
+              <w:rPr>
+                <w:rFonts w:asciiTheme="minorEastAsia" w:hAnsiTheme="minorEastAsia" w:cs="Gungsuh"/>
+                <w:sz w:val="20"/>
+                <w:szCs w:val="20"/>
+              </w:rPr>
+              <w:t>(</w:t>
+            </w:r>
+            <w:r>
+              <w:rPr>
+                <w:rFonts w:asciiTheme="minorEastAsia" w:hAnsiTheme="minorEastAsia" w:cs="Gungsuh" w:hint="eastAsia"/>
+                <w:sz w:val="20"/>
+                <w:szCs w:val="20"/>
+              </w:rPr>
+              <w:t>總務、接待典禮組</w:t>
+            </w:r>
+            <w:r>
+              <w:rPr>
+                <w:rFonts w:asciiTheme="minorEastAsia" w:hAnsiTheme="minorEastAsia" w:cs="Gungsuh"/>
+                <w:sz w:val="20"/>
+                <w:szCs w:val="20"/>
+              </w:rPr>
+              <w:t>)</w:t>
             </w:r>
           </w:p>
         </w:tc>
@@ -7255,22 +7468,6 @@
                 <w:szCs w:val="20"/>
               </w:rPr>
             </w:pPr>
-            <w:r>
-              <w:rPr>
-                <w:rFonts w:asciiTheme="minorEastAsia" w:hAnsiTheme="minorEastAsia" w:cs="Gungsuh"/>
-                <w:sz w:val="20"/>
-                <w:szCs w:val="20"/>
-              </w:rPr>
-              <w:t>活動後一</w:t>
-            </w:r>
-            <w:r>
-              <w:rPr>
-                <w:rFonts w:asciiTheme="minorEastAsia" w:hAnsiTheme="minorEastAsia" w:cs="新細明體"/>
-                <w:sz w:val="20"/>
-                <w:szCs w:val="20"/>
-              </w:rPr>
-              <w:t>週</w:t>
-            </w:r>
           </w:p>
         </w:tc>
         <w:tc>
@@ -7285,14 +7482,6 @@
                 <w:szCs w:val="20"/>
               </w:rPr>
             </w:pPr>
-            <w:r>
-              <w:rPr>
-                <w:rFonts w:asciiTheme="minorEastAsia" w:hAnsiTheme="minorEastAsia" w:cs="Gungsuh"/>
-                <w:sz w:val="20"/>
-                <w:szCs w:val="20"/>
-              </w:rPr>
-              <w:t>完成結案</w:t>
-            </w:r>
           </w:p>
         </w:tc>
         <w:tc>
@@ -7307,6 +7496,14 @@
                 <w:szCs w:val="20"/>
               </w:rPr>
             </w:pPr>
+            <w:r>
+              <w:rPr>
+                <w:rFonts w:asciiTheme="minorEastAsia" w:hAnsiTheme="minorEastAsia" w:cs="Gungsuh"/>
+                <w:sz w:val="20"/>
+                <w:szCs w:val="20"/>
+              </w:rPr>
+              <w:t>系學會</w:t>
+            </w:r>
           </w:p>
         </w:tc>
         <w:tc>
@@ -7327,6 +7524,394 @@
                 <w:sz w:val="20"/>
                 <w:szCs w:val="20"/>
               </w:rPr>
+              <w:t>1.頒發</w:t>
+            </w:r>
+            <w:r>
+              <w:rPr>
+                <w:rFonts w:asciiTheme="minorEastAsia" w:hAnsiTheme="minorEastAsia" w:cs="細明體" w:hint="eastAsia"/>
+                <w:sz w:val="20"/>
+                <w:szCs w:val="20"/>
+              </w:rPr>
+              <w:t>獎</w:t>
+            </w:r>
+            <w:r>
+              <w:rPr>
+                <w:rFonts w:asciiTheme="minorEastAsia" w:hAnsiTheme="minorEastAsia" w:cs="Malgun Gothic" w:hint="eastAsia"/>
+                <w:sz w:val="20"/>
+                <w:szCs w:val="20"/>
+              </w:rPr>
+              <w:t>金後，</w:t>
+            </w:r>
+            <w:proofErr w:type="gramStart"/>
+            <w:r>
+              <w:rPr>
+                <w:rFonts w:asciiTheme="minorEastAsia" w:hAnsiTheme="minorEastAsia" w:cs="Malgun Gothic" w:hint="eastAsia"/>
+                <w:sz w:val="20"/>
+                <w:szCs w:val="20"/>
+              </w:rPr>
+              <w:t>請</w:t>
+            </w:r>
+            <w:r>
+              <w:rPr>
+                <w:rFonts w:asciiTheme="minorEastAsia" w:hAnsiTheme="minorEastAsia" w:cs="Gungsuh"/>
+                <w:sz w:val="20"/>
+                <w:szCs w:val="20"/>
+              </w:rPr>
+              <w:t>系學會</w:t>
+            </w:r>
+            <w:proofErr w:type="gramEnd"/>
+            <w:r>
+              <w:rPr>
+                <w:rFonts w:asciiTheme="minorEastAsia" w:hAnsiTheme="minorEastAsia" w:cs="Gungsuh"/>
+                <w:sz w:val="20"/>
+                <w:szCs w:val="20"/>
+              </w:rPr>
+              <w:t>同學回收</w:t>
+            </w:r>
+            <w:r>
+              <w:rPr>
+                <w:rFonts w:asciiTheme="minorEastAsia" w:hAnsiTheme="minorEastAsia" w:cs="細明體" w:hint="eastAsia"/>
+                <w:sz w:val="20"/>
+                <w:szCs w:val="20"/>
+              </w:rPr>
+              <w:t>獎</w:t>
+            </w:r>
+            <w:r>
+              <w:rPr>
+                <w:rFonts w:asciiTheme="minorEastAsia" w:hAnsiTheme="minorEastAsia" w:cs="Malgun Gothic" w:hint="eastAsia"/>
+                <w:sz w:val="20"/>
+                <w:szCs w:val="20"/>
+              </w:rPr>
+              <w:t>金簽收收據</w:t>
+            </w:r>
+            <w:r>
+              <w:rPr>
+                <w:rFonts w:asciiTheme="minorEastAsia" w:hAnsiTheme="minorEastAsia" w:cs="Gungsuh"/>
+                <w:sz w:val="20"/>
+                <w:szCs w:val="20"/>
+              </w:rPr>
+              <w:t>(共1</w:t>
+            </w:r>
+            <w:r>
+              <w:rPr>
+                <w:rFonts w:asciiTheme="minorEastAsia" w:hAnsiTheme="minorEastAsia" w:cs="Gungsuh"/>
+                <w:sz w:val="20"/>
+                <w:szCs w:val="20"/>
+              </w:rPr>
+              <w:t>6</w:t>
+            </w:r>
+            <w:r>
+              <w:rPr>
+                <w:rFonts w:asciiTheme="minorEastAsia" w:hAnsiTheme="minorEastAsia" w:cs="Gungsuh"/>
+                <w:sz w:val="20"/>
+                <w:szCs w:val="20"/>
+              </w:rPr>
+              <w:t>張) (秘書文書組)</w:t>
+            </w:r>
+          </w:p>
+          <w:p>
+            <w:pPr>
+              <w:rPr>
+                <w:rFonts w:asciiTheme="minorEastAsia" w:hAnsiTheme="minorEastAsia" w:cs="Times New Roman"/>
+                <w:sz w:val="20"/>
+                <w:szCs w:val="20"/>
+              </w:rPr>
+            </w:pPr>
+            <w:r>
+              <w:rPr>
+                <w:rFonts w:asciiTheme="minorEastAsia" w:hAnsiTheme="minorEastAsia" w:cs="Gungsuh"/>
+                <w:sz w:val="20"/>
+                <w:szCs w:val="20"/>
+              </w:rPr>
+              <w:t>2.回收評審的簽收收據(共</w:t>
+            </w:r>
+            <w:r>
+              <w:rPr>
+                <w:rFonts w:asciiTheme="minorEastAsia" w:hAnsiTheme="minorEastAsia" w:cs="Gungsuh"/>
+                <w:sz w:val="20"/>
+                <w:szCs w:val="20"/>
+              </w:rPr>
+              <w:t>6</w:t>
+            </w:r>
+            <w:r>
+              <w:rPr>
+                <w:rFonts w:asciiTheme="minorEastAsia" w:hAnsiTheme="minorEastAsia" w:cs="Gungsuh"/>
+                <w:sz w:val="20"/>
+                <w:szCs w:val="20"/>
+              </w:rPr>
+              <w:t>張)+給評審回郵信封(寄車票用) (秘書文書組)</w:t>
+            </w:r>
+          </w:p>
+          <w:p>
+            <w:pPr>
+              <w:rPr>
+                <w:rFonts w:asciiTheme="minorEastAsia" w:hAnsiTheme="minorEastAsia" w:cs="Times New Roman"/>
+                <w:sz w:val="20"/>
+                <w:szCs w:val="20"/>
+              </w:rPr>
+            </w:pPr>
+            <w:r>
+              <w:rPr>
+                <w:rFonts w:asciiTheme="minorEastAsia" w:hAnsiTheme="minorEastAsia" w:cs="Gungsuh"/>
+                <w:sz w:val="20"/>
+                <w:szCs w:val="20"/>
+              </w:rPr>
+              <w:t>3.</w:t>
+            </w:r>
+            <w:r>
+              <w:rPr>
+                <w:rFonts w:asciiTheme="minorEastAsia" w:hAnsiTheme="minorEastAsia" w:cs="細明體" w:hint="eastAsia"/>
+                <w:sz w:val="20"/>
+                <w:szCs w:val="20"/>
+              </w:rPr>
+              <w:t>獎</w:t>
+            </w:r>
+            <w:r>
+              <w:rPr>
+                <w:rFonts w:asciiTheme="minorEastAsia" w:hAnsiTheme="minorEastAsia" w:cs="Malgun Gothic" w:hint="eastAsia"/>
+                <w:sz w:val="20"/>
+                <w:szCs w:val="20"/>
+              </w:rPr>
+              <w:t>狀</w:t>
+            </w:r>
+            <w:r>
+              <w:rPr>
+                <w:rFonts w:asciiTheme="minorEastAsia" w:hAnsiTheme="minorEastAsia" w:cs="Gungsuh"/>
+                <w:sz w:val="20"/>
+                <w:szCs w:val="20"/>
+              </w:rPr>
+              <w:t>+參加證明：事後補寄(秘書文書組)</w:t>
+            </w:r>
+          </w:p>
+          <w:p>
+            <w:pPr>
+              <w:rPr>
+                <w:rFonts w:asciiTheme="minorEastAsia" w:hAnsiTheme="minorEastAsia" w:cs="Times New Roman"/>
+                <w:sz w:val="20"/>
+                <w:szCs w:val="20"/>
+              </w:rPr>
+            </w:pPr>
+            <w:r>
+              <w:rPr>
+                <w:rFonts w:asciiTheme="minorEastAsia" w:hAnsiTheme="minorEastAsia" w:cs="Gungsuh"/>
+                <w:sz w:val="20"/>
+                <w:szCs w:val="20"/>
+              </w:rPr>
+              <w:t>4拍大合照：系學會</w:t>
+            </w:r>
+          </w:p>
+        </w:tc>
+      </w:tr>
+      <w:tr>
+        <w:tc>
+          <w:tcPr>
+            <w:tcW w:w="1502" w:type="dxa"/>
+          </w:tcPr>
+          <w:p>
+            <w:pPr>
+              <w:rPr>
+                <w:rFonts w:asciiTheme="minorEastAsia" w:hAnsiTheme="minorEastAsia" w:cs="Times New Roman" w:hint="eastAsia"/>
+                <w:sz w:val="20"/>
+                <w:szCs w:val="20"/>
+              </w:rPr>
+            </w:pPr>
+            <w:r>
+              <w:rPr>
+                <w:rFonts w:asciiTheme="minorEastAsia" w:hAnsiTheme="minorEastAsia" w:cs="Times New Roman"/>
+                <w:sz w:val="20"/>
+                <w:szCs w:val="20"/>
+              </w:rPr>
+              <w:t>16:</w:t>
+            </w:r>
+            <w:r>
+              <w:rPr>
+                <w:rFonts w:asciiTheme="minorEastAsia" w:hAnsiTheme="minorEastAsia" w:cs="Times New Roman" w:hint="eastAsia"/>
+                <w:sz w:val="20"/>
+                <w:szCs w:val="20"/>
+              </w:rPr>
+              <w:t>3</w:t>
+            </w:r>
+            <w:r>
+              <w:rPr>
+                <w:rFonts w:asciiTheme="minorEastAsia" w:hAnsiTheme="minorEastAsia" w:cs="Times New Roman"/>
+                <w:sz w:val="20"/>
+                <w:szCs w:val="20"/>
+              </w:rPr>
+              <w:t>0</w:t>
+            </w:r>
+            <w:r>
+              <w:rPr>
+                <w:rFonts w:asciiTheme="minorEastAsia" w:hAnsiTheme="minorEastAsia" w:cs="Times New Roman" w:hint="eastAsia"/>
+                <w:sz w:val="20"/>
+                <w:szCs w:val="20"/>
+              </w:rPr>
+              <w:t>-17:10</w:t>
+            </w:r>
+          </w:p>
+        </w:tc>
+        <w:tc>
+          <w:tcPr>
+            <w:tcW w:w="2344" w:type="dxa"/>
+          </w:tcPr>
+          <w:p>
+            <w:pPr>
+              <w:rPr>
+                <w:rFonts w:asciiTheme="minorEastAsia" w:hAnsiTheme="minorEastAsia" w:cs="Times New Roman"/>
+                <w:sz w:val="20"/>
+                <w:szCs w:val="20"/>
+              </w:rPr>
+            </w:pPr>
+            <w:r>
+              <w:rPr>
+                <w:rFonts w:asciiTheme="minorEastAsia" w:hAnsiTheme="minorEastAsia" w:cs="Gungsuh"/>
+                <w:sz w:val="20"/>
+                <w:szCs w:val="20"/>
+              </w:rPr>
+              <w:t>禮成</w:t>
+            </w:r>
+          </w:p>
+        </w:tc>
+        <w:tc>
+          <w:tcPr>
+            <w:tcW w:w="1853" w:type="dxa"/>
+          </w:tcPr>
+          <w:p>
+            <w:pPr>
+              <w:rPr>
+                <w:rFonts w:asciiTheme="minorEastAsia" w:hAnsiTheme="minorEastAsia" w:cs="Times New Roman"/>
+                <w:sz w:val="20"/>
+                <w:szCs w:val="20"/>
+              </w:rPr>
+            </w:pPr>
+            <w:r>
+              <w:rPr>
+                <w:rFonts w:asciiTheme="minorEastAsia" w:hAnsiTheme="minorEastAsia" w:cs="Gungsuh"/>
+                <w:sz w:val="20"/>
+                <w:szCs w:val="20"/>
+              </w:rPr>
+              <w:t>系學會</w:t>
+            </w:r>
+          </w:p>
+          <w:p>
+            <w:pPr>
+              <w:rPr>
+                <w:rFonts w:asciiTheme="minorEastAsia" w:hAnsiTheme="minorEastAsia" w:cs="Times New Roman"/>
+                <w:sz w:val="20"/>
+                <w:szCs w:val="20"/>
+              </w:rPr>
+            </w:pPr>
+          </w:p>
+        </w:tc>
+        <w:tc>
+          <w:tcPr>
+            <w:tcW w:w="9713" w:type="dxa"/>
+          </w:tcPr>
+          <w:p>
+            <w:pPr>
+              <w:rPr>
+                <w:rFonts w:asciiTheme="minorEastAsia" w:hAnsiTheme="minorEastAsia" w:cs="Times New Roman"/>
+                <w:sz w:val="20"/>
+                <w:szCs w:val="20"/>
+              </w:rPr>
+            </w:pPr>
+            <w:r>
+              <w:rPr>
+                <w:rFonts w:asciiTheme="minorEastAsia" w:hAnsiTheme="minorEastAsia" w:cs="Gungsuh"/>
+                <w:sz w:val="20"/>
+                <w:szCs w:val="20"/>
+              </w:rPr>
+              <w:t>1.收拾場地</w:t>
+            </w:r>
+          </w:p>
+        </w:tc>
+      </w:tr>
+      <w:tr>
+        <w:tc>
+          <w:tcPr>
+            <w:tcW w:w="1502" w:type="dxa"/>
+          </w:tcPr>
+          <w:p>
+            <w:pPr>
+              <w:rPr>
+                <w:rFonts w:asciiTheme="minorEastAsia" w:hAnsiTheme="minorEastAsia" w:cs="Times New Roman"/>
+                <w:sz w:val="20"/>
+                <w:szCs w:val="20"/>
+              </w:rPr>
+            </w:pPr>
+            <w:r>
+              <w:rPr>
+                <w:rFonts w:asciiTheme="minorEastAsia" w:hAnsiTheme="minorEastAsia" w:cs="Gungsuh"/>
+                <w:sz w:val="20"/>
+                <w:szCs w:val="20"/>
+              </w:rPr>
+              <w:t>活動後一</w:t>
+            </w:r>
+            <w:proofErr w:type="gramStart"/>
+            <w:r>
+              <w:rPr>
+                <w:rFonts w:asciiTheme="minorEastAsia" w:hAnsiTheme="minorEastAsia" w:cs="新細明體"/>
+                <w:sz w:val="20"/>
+                <w:szCs w:val="20"/>
+              </w:rPr>
+              <w:t>週</w:t>
+            </w:r>
+            <w:proofErr w:type="gramEnd"/>
+          </w:p>
+        </w:tc>
+        <w:tc>
+          <w:tcPr>
+            <w:tcW w:w="2344" w:type="dxa"/>
+          </w:tcPr>
+          <w:p>
+            <w:pPr>
+              <w:rPr>
+                <w:rFonts w:asciiTheme="minorEastAsia" w:hAnsiTheme="minorEastAsia" w:cs="Times New Roman"/>
+                <w:sz w:val="20"/>
+                <w:szCs w:val="20"/>
+              </w:rPr>
+            </w:pPr>
+            <w:r>
+              <w:rPr>
+                <w:rFonts w:asciiTheme="minorEastAsia" w:hAnsiTheme="minorEastAsia" w:cs="Gungsuh"/>
+                <w:sz w:val="20"/>
+                <w:szCs w:val="20"/>
+              </w:rPr>
+              <w:t>完成結案</w:t>
+            </w:r>
+          </w:p>
+        </w:tc>
+        <w:tc>
+          <w:tcPr>
+            <w:tcW w:w="1853" w:type="dxa"/>
+          </w:tcPr>
+          <w:p>
+            <w:pPr>
+              <w:rPr>
+                <w:rFonts w:asciiTheme="minorEastAsia" w:hAnsiTheme="minorEastAsia" w:cs="Times New Roman"/>
+                <w:sz w:val="20"/>
+                <w:szCs w:val="20"/>
+              </w:rPr>
+            </w:pPr>
+          </w:p>
+        </w:tc>
+        <w:tc>
+          <w:tcPr>
+            <w:tcW w:w="9713" w:type="dxa"/>
+          </w:tcPr>
+          <w:p>
+            <w:pPr>
+              <w:rPr>
+                <w:rFonts w:asciiTheme="minorEastAsia" w:hAnsiTheme="minorEastAsia" w:cs="Times New Roman"/>
+                <w:sz w:val="20"/>
+                <w:szCs w:val="20"/>
+              </w:rPr>
+            </w:pPr>
+            <w:r>
+              <w:rPr>
+                <w:rFonts w:asciiTheme="minorEastAsia" w:hAnsiTheme="minorEastAsia" w:cs="Gungsuh"/>
+                <w:sz w:val="20"/>
+                <w:szCs w:val="20"/>
+              </w:rPr>
               <w:t>1.收集照片、簽到表、問卷</w:t>
             </w:r>
           </w:p>
@@ -7344,7 +7929,25 @@
                 <w:sz w:val="20"/>
                 <w:szCs w:val="20"/>
               </w:rPr>
-              <w:t>2.撰寫成果報告、經費實支表、新聞稿</w:t>
+              <w:t>2.撰寫成果報告、經費</w:t>
+            </w:r>
+            <w:proofErr w:type="gramStart"/>
+            <w:r>
+              <w:rPr>
+                <w:rFonts w:asciiTheme="minorEastAsia" w:hAnsiTheme="minorEastAsia" w:cs="Gungsuh"/>
+                <w:sz w:val="20"/>
+                <w:szCs w:val="20"/>
+              </w:rPr>
+              <w:t>實支表</w:t>
+            </w:r>
+            <w:proofErr w:type="gramEnd"/>
+            <w:r>
+              <w:rPr>
+                <w:rFonts w:asciiTheme="minorEastAsia" w:hAnsiTheme="minorEastAsia" w:cs="Gungsuh"/>
+                <w:sz w:val="20"/>
+                <w:szCs w:val="20"/>
+              </w:rPr>
+              <w:t>、新聞稿</w:t>
             </w:r>
           </w:p>
           <w:p>
@@ -7380,7 +7983,7 @@
 </file>
 
 <file path=word/endnotes.xml><?xml version="1.0" encoding="utf-8"?>
-<w:endnotes xmlns:wpc="http://schemas.microsoft.com/office/word/2010/wordprocessingCanvas" xmlns:cx="http://schemas.microsoft.com/office/drawing/2014/chartex" xmlns:mc="http://schemas.openxmlformats.org/markup-compatibility/2006" xmlns:o="urn:schemas-microsoft-com:office:office" xmlns:r="http://schemas.openxmlformats.org/officeDocument/2006/relationships" xmlns:m="http://schemas.openxmlformats.org/officeDocument/2006/math" xmlns:v="urn:schemas-microsoft-com:vml" xmlns:wp14="http://schemas.microsoft.com/office/word/2010/wordprocessingDrawing" xmlns:wp="http://schemas.openxmlformats.org/drawingml/2006/wordprocessingDrawing" xmlns:w10="urn:schemas-microsoft-com:office:word" xmlns:w="http://schemas.openxmlformats.org/wordprocessingml/2006/main" xmlns:w14="http://schemas.microsoft.com/office/word/2010/wordml" xmlns:w15="http://schemas.microsoft.com/office/word/2012/wordml" xmlns:w16se="http://schemas.microsoft.com/office/word/2015/wordml/symex" xmlns:wpg="http://schemas.microsoft.com/office/word/2010/wordprocessingGroup" xmlns:wpi="http://schemas.microsoft.com/office/word/2010/wordprocessingInk" xmlns:wne="http://schemas.microsoft.com/office/word/2006/wordml" xmlns:wps="http://schemas.microsoft.com/office/word/2010/wordprocessingShape" mc:Ignorable="w14 w15 w16se wp14">
+<w:endnotes xmlns:wpc="http://schemas.microsoft.com/office/word/2010/wordprocessingCanvas" xmlns:cx="http://schemas.microsoft.com/office/drawing/2014/chartex" xmlns:cx1="http://schemas.microsoft.com/office/drawing/2015/9/8/chartex" xmlns:cx2="http://schemas.microsoft.com/office/drawing/2015/10/21/chartex" xmlns:cx3="http://schemas.microsoft.com/office/drawing/2016/5/9/chartex" xmlns:cx4="http://schemas.microsoft.com/office/drawing/2016/5/10/chartex" xmlns:cx5="http://schemas.microsoft.com/office/drawing/2016/5/11/chartex" xmlns:cx6="http://schemas.microsoft.com/office/drawing/2016/5/12/chartex" xmlns:cx7="http://schemas.microsoft.com/office/drawing/2016/5/13/chartex" xmlns:cx8="http://schemas.microsoft.com/office/drawing/2016/5/14/chartex" xmlns:mc="http://schemas.openxmlformats.org/markup-compatibility/2006" xmlns:aink="http://schemas.microsoft.com/office/drawing/2016/ink" xmlns:am3d="http://schemas.microsoft.com/office/drawing/2017/model3d" xmlns:o="urn:schemas-microsoft-com:office:office" xmlns:oel="http://schemas.microsoft.com/office/2019/extlst" xmlns:r="http://schemas.openxmlformats.org/officeDocument/2006/relationships" xmlns:m="http://schemas.openxmlformats.org/officeDocument/2006/math" xmlns:v="urn:schemas-microsoft-com:vml" xmlns:wp14="http://schemas.microsoft.com/office/word/2010/wordprocessingDrawing" xmlns:wp="http://schemas.openxmlformats.org/drawingml/2006/wordprocessingDrawing" xmlns:w10="urn:schemas-microsoft-com:office:word" xmlns:w="http://schemas.openxmlformats.org/wordprocessingml/2006/main" xmlns:w14="http://schemas.microsoft.com/office/word/2010/wordml" xmlns:w15="http://schemas.microsoft.com/office/word/2012/wordml" xmlns:w16cex="http://schemas.microsoft.com/office/word/2018/wordml/cex" xmlns:w16cid="http://schemas.microsoft.com/office/word/2016/wordml/cid" xmlns:w16="http://schemas.microsoft.com/office/word/2018/wordml" xmlns:w16sdtdh="http://schemas.microsoft.com/office/word/2020/wordml/sdtdatahash" xmlns:w16se="http://schemas.microsoft.com/office/word/2015/wordml/symex" xmlns:wpg="http://schemas.microsoft.com/office/word/2010/wordprocessingGroup" xmlns:wpi="http://schemas.microsoft.com/office/word/2010/wordprocessingInk" xmlns:wne="http://schemas.microsoft.com/office/word/2006/wordml" xmlns:wps="http://schemas.microsoft.com/office/word/2010/wordprocessingShape" mc:Ignorable="w14 w15 w16se w16cid w16 w16cex w16sdtdh wp14">
   <w:endnote w:type="separator" w:id="-1">
     <w:p>
       <w:r>
@@ -7399,7 +8002,7 @@
 </file>
 
 <file path=word/footnotes.xml><?xml version="1.0" encoding="utf-8"?>
-<w:footnotes xmlns:wpc="http://schemas.microsoft.com/office/word/2010/wordprocessingCanvas" xmlns:cx="http://schemas.microsoft.com/office/drawing/2014/chartex" xmlns:mc="http://schemas.openxmlformats.org/markup-compatibility/2006" xmlns:o="urn:schemas-microsoft-com:office:office" xmlns:r="http://schemas.openxmlformats.org/officeDocument/2006/relationships" xmlns:m="http://schemas.openxmlformats.org/officeDocument/2006/math" xmlns:v="urn:schemas-microsoft-com:vml" xmlns:wp14="http://schemas.microsoft.com/office/word/2010/wordprocessingDrawing" xmlns:wp="http://schemas.openxmlformats.org/drawingml/2006/wordprocessingDrawing" xmlns:w10="urn:schemas-microsoft-com:office:word" xmlns:w="http://schemas.openxmlformats.org/wordprocessingml/2006/main" xmlns:w14="http://schemas.microsoft.com/office/word/2010/wordml" xmlns:w15="http://schemas.microsoft.com/office/word/2012/wordml" xmlns:w16se="http://schemas.microsoft.com/office/word/2015/wordml/symex" xmlns:wpg="http://schemas.microsoft.com/office/word/2010/wordprocessingGroup" xmlns:wpi="http://schemas.microsoft.com/office/word/2010/wordprocessingInk" xmlns:wne="http://schemas.microsoft.com/office/word/2006/wordml" xmlns:wps="http://schemas.microsoft.com/office/word/2010/wordprocessingShape" mc:Ignorable="w14 w15 w16se wp14">
+<w:footnotes xmlns:wpc="http://schemas.microsoft.com/office/word/2010/wordprocessingCanvas" xmlns:cx="http://schemas.microsoft.com/office/drawing/2014/chartex" xmlns:cx1="http://schemas.microsoft.com/office/drawing/2015/9/8/chartex" xmlns:cx2="http://schemas.microsoft.com/office/drawing/2015/10/21/chartex" xmlns:cx3="http://schemas.microsoft.com/office/drawing/2016/5/9/chartex" xmlns:cx4="http://schemas.microsoft.com/office/drawing/2016/5/10/chartex" xmlns:cx5="http://schemas.microsoft.com/office/drawing/2016/5/11/chartex" xmlns:cx6="http://schemas.microsoft.com/office/drawing/2016/5/12/chartex" xmlns:cx7="http://schemas.microsoft.com/office/drawing/2016/5/13/chartex" xmlns:cx8="http://schemas.microsoft.com/office/drawing/2016/5/14/chartex" xmlns:mc="http://schemas.openxmlformats.org/markup-compatibility/2006" xmlns:aink="http://schemas.microsoft.com/office/drawing/2016/ink" xmlns:am3d="http://schemas.microsoft.com/office/drawing/2017/model3d" xmlns:o="urn:schemas-microsoft-com:office:office" xmlns:oel="http://schemas.microsoft.com/office/2019/extlst" xmlns:r="http://schemas.openxmlformats.org/officeDocument/2006/relationships" xmlns:m="http://schemas.openxmlformats.org/officeDocument/2006/math" xmlns:v="urn:schemas-microsoft-com:vml" xmlns:wp14="http://schemas.microsoft.com/office/word/2010/wordprocessingDrawing" xmlns:wp="http://schemas.openxmlformats.org/drawingml/2006/wordprocessingDrawing" xmlns:w10="urn:schemas-microsoft-com:office:word" xmlns:w="http://schemas.openxmlformats.org/wordprocessingml/2006/main" xmlns:w14="http://schemas.microsoft.com/office/word/2010/wordml" xmlns:w15="http://schemas.microsoft.com/office/word/2012/wordml" xmlns:w16cex="http://schemas.microsoft.com/office/word/2018/wordml/cex" xmlns:w16cid="http://schemas.microsoft.com/office/word/2016/wordml/cid" xmlns:w16="http://schemas.microsoft.com/office/word/2018/wordml" xmlns:w16sdtdh="http://schemas.microsoft.com/office/word/2020/wordml/sdtdatahash" xmlns:w16se="http://schemas.microsoft.com/office/word/2015/wordml/symex" xmlns:wpg="http://schemas.microsoft.com/office/word/2010/wordprocessingGroup" xmlns:wpi="http://schemas.microsoft.com/office/word/2010/wordprocessingInk" xmlns:wne="http://schemas.microsoft.com/office/word/2006/wordml" xmlns:wps="http://schemas.microsoft.com/office/word/2010/wordprocessingShape" mc:Ignorable="w14 w15 w16se w16cid w16 w16cex w16sdtdh wp14">
   <w:footnote w:type="separator" w:id="-1">
     <w:p>
       <w:r>
@@ -7418,7 +8021,7 @@
 </file>
 
 <file path=word/numbering.xml><?xml version="1.0" encoding="utf-8"?>
-<w:numbering xmlns:wpc="http://schemas.microsoft.com/office/word/2010/wordprocessingCanvas" xmlns:cx="http://schemas.microsoft.com/office/drawing/2014/chartex" xmlns:mc="http://schemas.openxmlformats.org/markup-compatibility/2006" xmlns:o="urn:schemas-microsoft-com:office:office" xmlns:r="http://schemas.openxmlformats.org/officeDocument/2006/relationships" xmlns:m="http://schemas.openxmlformats.org/officeDocument/2006/math" xmlns:v="urn:schemas-microsoft-com:vml" xmlns:wp14="http://schemas.microsoft.com/office/word/2010/wordprocessingDrawing" xmlns:wp="http://schemas.openxmlformats.org/drawingml/2006/wordprocessingDrawing" xmlns:w10="urn:schemas-microsoft-com:office:word" xmlns:w="http://schemas.openxmlformats.org/wordprocessingml/2006/main" xmlns:w14="http://schemas.microsoft.com/office/word/2010/wordml" xmlns:w15="http://schemas.microsoft.com/office/word/2012/wordml" xmlns:w16se="http://schemas.microsoft.com/office/word/2015/wordml/symex" xmlns:wpg="http://schemas.microsoft.com/office/word/2010/wordprocessingGroup" xmlns:wpi="http://schemas.microsoft.com/office/word/2010/wordprocessingInk" xmlns:wne="http://schemas.microsoft.com/office/word/2006/wordml" xmlns:wps="http://schemas.microsoft.com/office/word/2010/wordprocessingShape" mc:Ignorable="w14 w15 w16se wp14">
+<w:numbering xmlns:wpc="http://schemas.microsoft.com/office/word/2010/wordprocessingCanvas" xmlns:cx="http://schemas.microsoft.com/office/drawing/2014/chartex" xmlns:cx1="http://schemas.microsoft.com/office/drawing/2015/9/8/chartex" xmlns:cx2="http://schemas.microsoft.com/office/drawing/2015/10/21/chartex" xmlns:cx3="http://schemas.microsoft.com/office/drawing/2016/5/9/chartex" xmlns:cx4="http://schemas.microsoft.com/office/drawing/2016/5/10/chartex" xmlns:cx5="http://schemas.microsoft.com/office/drawing/2016/5/11/chartex" xmlns:cx6="http://schemas.microsoft.com/office/drawing/2016/5/12/chartex" xmlns:cx7="http://schemas.microsoft.com/office/drawing/2016/5/13/chartex" xmlns:cx8="http://schemas.microsoft.com/office/drawing/2016/5/14/chartex" xmlns:mc="http://schemas.openxmlformats.org/markup-compatibility/2006" xmlns:aink="http://schemas.microsoft.com/office/drawing/2016/ink" xmlns:am3d="http://schemas.microsoft.com/office/drawing/2017/model3d" xmlns:o="urn:schemas-microsoft-com:office:office" xmlns:oel="http://schemas.microsoft.com/office/2019/extlst" xmlns:r="http://schemas.openxmlformats.org/officeDocument/2006/relationships" xmlns:m="http://schemas.openxmlformats.org/officeDocument/2006/math" xmlns:v="urn:schemas-microsoft-com:vml" xmlns:wp14="http://schemas.microsoft.com/office/word/2010/wordprocessingDrawing" xmlns:wp="http://schemas.openxmlformats.org/drawingml/2006/wordprocessingDrawing" xmlns:w10="urn:schemas-microsoft-com:office:word" xmlns:w="http://schemas.openxmlformats.org/wordprocessingml/2006/main" xmlns:w14="http://schemas.microsoft.com/office/word/2010/wordml" xmlns:w15="http://schemas.microsoft.com/office/word/2012/wordml" xmlns:w16cex="http://schemas.microsoft.com/office/word/2018/wordml/cex" xmlns:w16cid="http://schemas.microsoft.com/office/word/2016/wordml/cid" xmlns:w16="http://schemas.microsoft.com/office/word/2018/wordml" xmlns:w16sdtdh="http://schemas.microsoft.com/office/word/2020/wordml/sdtdatahash" xmlns:w16se="http://schemas.microsoft.com/office/word/2015/wordml/symex" xmlns:wpg="http://schemas.microsoft.com/office/word/2010/wordprocessingGroup" xmlns:wpi="http://schemas.microsoft.com/office/word/2010/wordprocessingInk" xmlns:wne="http://schemas.microsoft.com/office/word/2006/wordml" xmlns:wps="http://schemas.microsoft.com/office/word/2010/wordprocessingShape" mc:Ignorable="w14 w15 w16se w16cid w16 w16cex w16sdtdh wp14">
   <w:abstractNum w:abstractNumId="0" w15:restartNumberingAfterBreak="0">
     <w:nsid w:val="04B55472"/>
     <w:multiLevelType w:val="multilevel"/>
@@ -11047,134 +11650,134 @@
       </w:pPr>
     </w:lvl>
   </w:abstractNum>
-  <w:num w:numId="1">
+  <w:num w:numId="1" w16cid:durableId="888146676">
     <w:abstractNumId w:val="19"/>
   </w:num>
-  <w:num w:numId="2">
+  <w:num w:numId="2" w16cid:durableId="1634868804">
     <w:abstractNumId w:val="38"/>
   </w:num>
-  <w:num w:numId="3">
+  <w:num w:numId="3" w16cid:durableId="2126070867">
     <w:abstractNumId w:val="8"/>
   </w:num>
-  <w:num w:numId="4">
+  <w:num w:numId="4" w16cid:durableId="1612737149">
     <w:abstractNumId w:val="9"/>
   </w:num>
-  <w:num w:numId="5">
+  <w:num w:numId="5" w16cid:durableId="274363738">
     <w:abstractNumId w:val="15"/>
   </w:num>
-  <w:num w:numId="6">
+  <w:num w:numId="6" w16cid:durableId="1482035688">
     <w:abstractNumId w:val="30"/>
   </w:num>
-  <w:num w:numId="7">
+  <w:num w:numId="7" w16cid:durableId="723262291">
     <w:abstractNumId w:val="39"/>
   </w:num>
-  <w:num w:numId="8">
+  <w:num w:numId="8" w16cid:durableId="450520684">
     <w:abstractNumId w:val="26"/>
   </w:num>
-  <w:num w:numId="9">
+  <w:num w:numId="9" w16cid:durableId="51736874">
     <w:abstractNumId w:val="33"/>
   </w:num>
-  <w:num w:numId="10">
+  <w:num w:numId="10" w16cid:durableId="522979284">
     <w:abstractNumId w:val="22"/>
   </w:num>
-  <w:num w:numId="11">
+  <w:num w:numId="11" w16cid:durableId="997654759">
     <w:abstractNumId w:val="2"/>
   </w:num>
-  <w:num w:numId="12">
+  <w:num w:numId="12" w16cid:durableId="1828010670">
     <w:abstractNumId w:val="40"/>
   </w:num>
-  <w:num w:numId="13">
+  <w:num w:numId="13" w16cid:durableId="1837725075">
     <w:abstractNumId w:val="36"/>
   </w:num>
-  <w:num w:numId="14">
+  <w:num w:numId="14" w16cid:durableId="1231768651">
     <w:abstractNumId w:val="35"/>
   </w:num>
-  <w:num w:numId="15">
+  <w:num w:numId="15" w16cid:durableId="1558198415">
     <w:abstractNumId w:val="24"/>
   </w:num>
-  <w:num w:numId="16">
+  <w:num w:numId="16" w16cid:durableId="404304677">
     <w:abstractNumId w:val="1"/>
   </w:num>
-  <w:num w:numId="17">
+  <w:num w:numId="17" w16cid:durableId="1693412338">
     <w:abstractNumId w:val="25"/>
   </w:num>
-  <w:num w:numId="18">
+  <w:num w:numId="18" w16cid:durableId="830948462">
     <w:abstractNumId w:val="20"/>
   </w:num>
-  <w:num w:numId="19">
+  <w:num w:numId="19" w16cid:durableId="248471142">
     <w:abstractNumId w:val="3"/>
   </w:num>
-  <w:num w:numId="20">
+  <w:num w:numId="20" w16cid:durableId="1652442058">
     <w:abstractNumId w:val="27"/>
   </w:num>
-  <w:num w:numId="21">
+  <w:num w:numId="21" w16cid:durableId="668824612">
     <w:abstractNumId w:val="23"/>
   </w:num>
-  <w:num w:numId="22">
+  <w:num w:numId="22" w16cid:durableId="1833444395">
     <w:abstractNumId w:val="18"/>
   </w:num>
-  <w:num w:numId="23">
+  <w:num w:numId="23" w16cid:durableId="68042856">
     <w:abstractNumId w:val="4"/>
   </w:num>
-  <w:num w:numId="24">
+  <w:num w:numId="24" w16cid:durableId="2035616474">
     <w:abstractNumId w:val="5"/>
   </w:num>
-  <w:num w:numId="25">
+  <w:num w:numId="25" w16cid:durableId="1515027774">
     <w:abstractNumId w:val="21"/>
   </w:num>
-  <w:num w:numId="26">
+  <w:num w:numId="26" w16cid:durableId="270480757">
     <w:abstractNumId w:val="10"/>
   </w:num>
-  <w:num w:numId="27">
+  <w:num w:numId="27" w16cid:durableId="1023245069">
     <w:abstractNumId w:val="34"/>
   </w:num>
-  <w:num w:numId="28">
+  <w:num w:numId="28" w16cid:durableId="1828209470">
     <w:abstractNumId w:val="12"/>
   </w:num>
-  <w:num w:numId="29">
+  <w:num w:numId="29" w16cid:durableId="440414244">
     <w:abstractNumId w:val="37"/>
   </w:num>
-  <w:num w:numId="30">
+  <w:num w:numId="30" w16cid:durableId="1355955517">
     <w:abstractNumId w:val="0"/>
   </w:num>
-  <w:num w:numId="31">
+  <w:num w:numId="31" w16cid:durableId="824052358">
     <w:abstractNumId w:val="11"/>
   </w:num>
-  <w:num w:numId="32">
+  <w:num w:numId="32" w16cid:durableId="1673099271">
     <w:abstractNumId w:val="31"/>
   </w:num>
-  <w:num w:numId="33">
+  <w:num w:numId="33" w16cid:durableId="1210146024">
     <w:abstractNumId w:val="16"/>
   </w:num>
-  <w:num w:numId="34">
+  <w:num w:numId="34" w16cid:durableId="864632407">
     <w:abstractNumId w:val="28"/>
   </w:num>
-  <w:num w:numId="35">
+  <w:num w:numId="35" w16cid:durableId="711618596">
     <w:abstractNumId w:val="13"/>
   </w:num>
-  <w:num w:numId="36">
+  <w:num w:numId="36" w16cid:durableId="739735">
     <w:abstractNumId w:val="7"/>
   </w:num>
-  <w:num w:numId="37">
+  <w:num w:numId="37" w16cid:durableId="1671525940">
     <w:abstractNumId w:val="6"/>
   </w:num>
-  <w:num w:numId="38">
+  <w:num w:numId="38" w16cid:durableId="992876173">
     <w:abstractNumId w:val="29"/>
   </w:num>
-  <w:num w:numId="39">
+  <w:num w:numId="39" w16cid:durableId="842360760">
     <w:abstractNumId w:val="17"/>
   </w:num>
-  <w:num w:numId="40">
+  <w:num w:numId="40" w16cid:durableId="747729336">
     <w:abstractNumId w:val="14"/>
   </w:num>
-  <w:num w:numId="41">
+  <w:num w:numId="41" w16cid:durableId="1770158857">
     <w:abstractNumId w:val="32"/>
   </w:num>
 </w:numbering>
 </file>
 
 <file path=word/styles.xml><?xml version="1.0" encoding="utf-8"?>
-<w:styles xmlns:mc="http://schemas.openxmlformats.org/markup-compatibility/2006" xmlns:r="http://schemas.openxmlformats.org/officeDocument/2006/relationships" xmlns:w="http://schemas.openxmlformats.org/wordprocessingml/2006/main" xmlns:w14="http://schemas.microsoft.com/office/word/2010/wordml" xmlns:w15="http://schemas.microsoft.com/office/word/2012/wordml" xmlns:w16se="http://schemas.microsoft.com/office/word/2015/wordml/symex" mc:Ignorable="w14 w15 w16se">
+<w:styles xmlns:mc="http://schemas.openxmlformats.org/markup-compatibility/2006" xmlns:r="http://schemas.openxmlformats.org/officeDocument/2006/relationships" xmlns:w="http://schemas.openxmlformats.org/wordprocessingml/2006/main" xmlns:w14="http://schemas.microsoft.com/office/word/2010/wordml" xmlns:w15="http://schemas.microsoft.com/office/word/2012/wordml" xmlns:w16cex="http://schemas.microsoft.com/office/word/2018/wordml/cex" xmlns:w16cid="http://schemas.microsoft.com/office/word/2016/wordml/cid" xmlns:w16="http://schemas.microsoft.com/office/word/2018/wordml" xmlns:w16sdtdh="http://schemas.microsoft.com/office/word/2020/wordml/sdtdatahash" xmlns:w16se="http://schemas.microsoft.com/office/word/2015/wordml/symex" mc:Ignorable="w14 w15 w16se w16cid w16 w16cex w16sdtdh">
   <w:docDefaults>
     <w:rPrDefault>
       <w:rPr>
@@ -11190,7 +11793,7 @@
       </w:pPr>
     </w:pPrDefault>
   </w:docDefaults>
-  <w:latentStyles w:defLockedState="0" w:defUIPriority="99" w:defSemiHidden="0" w:defUnhideWhenUsed="0" w:defQFormat="0" w:count="371">
+  <w:latentStyles w:defLockedState="0" w:defUIPriority="99" w:defSemiHidden="0" w:defUnhideWhenUsed="0" w:defQFormat="0" w:count="376">
     <w:lsdException w:name="Normal" w:uiPriority="0" w:qFormat="1"/>
     <w:lsdException w:name="heading 1" w:uiPriority="9" w:qFormat="1"/>
     <w:lsdException w:name="heading 2" w:semiHidden="1" w:uiPriority="9" w:unhideWhenUsed="1" w:qFormat="1"/>
@@ -11562,6 +12165,11 @@
     <w:lsdException w:name="List Table 5 Dark Accent 6" w:uiPriority="50"/>
     <w:lsdException w:name="List Table 6 Colorful Accent 6" w:uiPriority="51"/>
     <w:lsdException w:name="List Table 7 Colorful Accent 6" w:uiPriority="52"/>
+    <w:lsdException w:name="Mention" w:semiHidden="1" w:unhideWhenUsed="1"/>
+    <w:lsdException w:name="Smart Hyperlink" w:semiHidden="1" w:unhideWhenUsed="1"/>
+    <w:lsdException w:name="Hashtag" w:semiHidden="1" w:unhideWhenUsed="1"/>
+    <w:lsdException w:name="Unresolved Mention" w:semiHidden="1" w:unhideWhenUsed="1"/>
+    <w:lsdException w:name="Smart Link" w:semiHidden="1" w:unhideWhenUsed="1"/>
   </w:latentStyles>
   <w:style w:type="paragraph" w:default="1" w:styleId="a">
     <w:name w:val="Normal"/>
